--- a/doc/CONTRATO.docx
+++ b/doc/CONTRATO.docx
@@ -1,11 +1,11 @@
 
 <file path=word/document.xml><?xml version="1.0" encoding="utf-8"?>
-<w:document xmlns:wpc="http://schemas.microsoft.com/office/word/2010/wordprocessingCanvas" xmlns:cx="http://schemas.microsoft.com/office/drawing/2014/chartex" xmlns:cx1="http://schemas.microsoft.com/office/drawing/2015/9/8/chartex" xmlns:cx2="http://schemas.microsoft.com/office/drawing/2015/10/21/chartex" xmlns:cx3="http://schemas.microsoft.com/office/drawing/2016/5/9/chartex" xmlns:cx4="http://schemas.microsoft.com/office/drawing/2016/5/10/chartex" xmlns:cx5="http://schemas.microsoft.com/office/drawing/2016/5/11/chartex" xmlns:cx6="http://schemas.microsoft.com/office/drawing/2016/5/12/chartex" xmlns:cx7="http://schemas.microsoft.com/office/drawing/2016/5/13/chartex" xmlns:cx8="http://schemas.microsoft.com/office/drawing/2016/5/14/chartex" xmlns:mc="http://schemas.openxmlformats.org/markup-compatibility/2006" xmlns:aink="http://schemas.microsoft.com/office/drawing/2016/ink" xmlns:am3d="http://schemas.microsoft.com/office/drawing/2017/model3d" xmlns:o="urn:schemas-microsoft-com:office:office" xmlns:oel="http://schemas.microsoft.com/office/2019/extlst" xmlns:r="http://schemas.openxmlformats.org/officeDocument/2006/relationships" xmlns:m="http://schemas.openxmlformats.org/officeDocument/2006/math" xmlns:v="urn:schemas-microsoft-com:vml" xmlns:wp14="http://schemas.microsoft.com/office/word/2010/wordprocessingDrawing" xmlns:wp="http://schemas.openxmlformats.org/drawingml/2006/wordprocessingDrawing" xmlns:w10="urn:schemas-microsoft-com:office:word" xmlns:w="http://schemas.openxmlformats.org/wordprocessingml/2006/main" xmlns:w14="http://schemas.microsoft.com/office/word/2010/wordml" xmlns:w15="http://schemas.microsoft.com/office/word/2012/wordml" xmlns:w16cex="http://schemas.microsoft.com/office/word/2018/wordml/cex" xmlns:w16cid="http://schemas.microsoft.com/office/word/2016/wordml/cid" xmlns:w16="http://schemas.microsoft.com/office/word/2018/wordml" xmlns:w16du="http://schemas.microsoft.com/office/word/2023/wordml/word16du" xmlns:w16sdtdh="http://schemas.microsoft.com/office/word/2020/wordml/sdtdatahash" xmlns:w16sdtfl="http://schemas.microsoft.com/office/word/2024/wordml/sdtformatlock" xmlns:w16se="http://schemas.microsoft.com/office/word/2015/wordml/symex" xmlns:wpg="http://schemas.microsoft.com/office/word/2010/wordprocessingGroup" xmlns:wpi="http://schemas.microsoft.com/office/word/2010/wordprocessingInk" xmlns:wne="http://schemas.microsoft.com/office/word/2006/wordml" xmlns:wps="http://schemas.microsoft.com/office/word/2010/wordprocessingShape" mc:Ignorable="w14 w15 w16se w16cid w16 w16cex w16sdtdh w16sdtfl w16du wp14">
+<w:document xmlns:wpc="http://schemas.microsoft.com/office/word/2010/wordprocessingCanvas" xmlns:cx="http://schemas.microsoft.com/office/drawing/2014/chartex" xmlns:cx1="http://schemas.microsoft.com/office/drawing/2015/9/8/chartex" xmlns:cx2="http://schemas.microsoft.com/office/drawing/2015/10/21/chartex" xmlns:cx3="http://schemas.microsoft.com/office/drawing/2016/5/9/chartex" xmlns:cx4="http://schemas.microsoft.com/office/drawing/2016/5/10/chartex" xmlns:cx5="http://schemas.microsoft.com/office/drawing/2016/5/11/chartex" xmlns:cx6="http://schemas.microsoft.com/office/drawing/2016/5/12/chartex" xmlns:cx7="http://schemas.microsoft.com/office/drawing/2016/5/13/chartex" xmlns:cx8="http://schemas.microsoft.com/office/drawing/2016/5/14/chartex" xmlns:mc="http://schemas.openxmlformats.org/markup-compatibility/2006" xmlns:aink="http://schemas.microsoft.com/office/drawing/2016/ink" xmlns:am3d="http://schemas.microsoft.com/office/drawing/2017/model3d" xmlns:o="urn:schemas-microsoft-com:office:office" xmlns:oel="http://schemas.microsoft.com/office/2019/extlst" xmlns:r="http://schemas.openxmlformats.org/officeDocument/2006/relationships" xmlns:m="http://schemas.openxmlformats.org/officeDocument/2006/math" xmlns:v="urn:schemas-microsoft-com:vml" xmlns:wp14="http://schemas.microsoft.com/office/word/2010/wordprocessingDrawing" xmlns:wp="http://schemas.openxmlformats.org/drawingml/2006/wordprocessingDrawing" xmlns:w10="urn:schemas-microsoft-com:office:word" xmlns:w="http://schemas.openxmlformats.org/wordprocessingml/2006/main" xmlns:w14="http://schemas.microsoft.com/office/word/2010/wordml" xmlns:w15="http://schemas.microsoft.com/office/word/2012/wordml" xmlns:w16cei="http://schemas.microsoft.com/office/word/2026/wordml/cei" xmlns:w16cex="http://schemas.microsoft.com/office/word/2018/wordml/cex" xmlns:w16cid="http://schemas.microsoft.com/office/word/2016/wordml/cid" xmlns:w16="http://schemas.microsoft.com/office/word/2018/wordml" xmlns:w16du="http://schemas.microsoft.com/office/word/2023/wordml/word16du" xmlns:w16sdtdh="http://schemas.microsoft.com/office/word/2020/wordml/sdtdatahash" xmlns:w16sdtfl="http://schemas.microsoft.com/office/word/2024/wordml/sdtformatlock" xmlns:w16se="http://schemas.microsoft.com/office/word/2015/wordml/symex" xmlns:wpg="http://schemas.microsoft.com/office/word/2010/wordprocessingGroup" xmlns:wpi="http://schemas.microsoft.com/office/word/2010/wordprocessingInk" xmlns:wne="http://schemas.microsoft.com/office/word/2006/wordml" xmlns:wps="http://schemas.microsoft.com/office/word/2010/wordprocessingShape" mc:Ignorable="w14 w15 w16se w16cid w16 w16cex w16sdtdh w16sdtfl w16du wp14">
   <w:body>
     <w:p>
       <w:pPr>
         <w:pBdr>
-          <w:bottom w:val="single" w:color="auto" w:sz="12" w:space="1"/>
+          <w:bottom w:val="single" w:sz="12" w:space="1" w:color="auto"/>
         </w:pBdr>
         <w:spacing w:after="0" w:line="240" w:lineRule="auto"/>
         <w:ind w:right="80"/>
@@ -33,7 +33,7 @@
           <w:highlight w:val="yellow"/>
         </w:rPr>
       </w:pPr>
-      <w:bookmarkStart w:name="_heading=h.1fob9te" w:id="0"/>
+      <w:bookmarkStart w:id="0" w:name="_heading=h.1fob9te"/>
       <w:bookmarkEnd w:id="0"/>
       <w:r>
         <w:rPr>
@@ -276,7 +276,7 @@
           <w:rFonts w:asciiTheme="minorHAnsi" w:hAnsiTheme="minorHAnsi" w:cstheme="minorHAnsi"/>
         </w:rPr>
       </w:pPr>
-      <w:bookmarkStart w:name="_heading=h.tyjcwt" w:colFirst="0" w:colLast="0" w:id="1"/>
+      <w:bookmarkStart w:id="1" w:name="_heading=h.tyjcwt" w:colFirst="0" w:colLast="0"/>
       <w:bookmarkEnd w:id="1"/>
       <w:r>
         <w:rPr>
@@ -491,31 +491,7 @@
           <w:highlight w:val="yellow"/>
           <w:shd w:val="clear" w:color="auto" w:fill="FFFFFF"/>
         </w:rPr>
-        <w:t xml:space="preserve">ealização das campanhas de monitoramento de Ruídos (CG1 e CG2), Vibração (CG1) e Colisões (CG2), no Complexo Caldeirão Grande do </w:t>
-      </w:r>
-      <w:proofErr w:type="spellStart"/>
-      <w:r>
-        <w:rPr>
-          <w:rFonts w:asciiTheme="minorHAnsi" w:hAnsiTheme="minorHAnsi" w:cstheme="minorHAnsi"/>
-          <w:color w:val="222222"/>
-          <w:sz w:val="20"/>
-          <w:szCs w:val="20"/>
-          <w:highlight w:val="yellow"/>
-          <w:shd w:val="clear" w:color="auto" w:fill="FFFFFF"/>
-        </w:rPr>
-        <w:t>Piaui</w:t>
-      </w:r>
-      <w:proofErr w:type="spellEnd"/>
-      <w:r>
-        <w:rPr>
-          <w:rFonts w:asciiTheme="minorHAnsi" w:hAnsiTheme="minorHAnsi" w:cstheme="minorHAnsi"/>
-          <w:color w:val="222222"/>
-          <w:sz w:val="20"/>
-          <w:szCs w:val="20"/>
-          <w:highlight w:val="yellow"/>
-          <w:shd w:val="clear" w:color="auto" w:fill="FFFFFF"/>
-        </w:rPr>
-        <w:t>; Planilhamento e entrega de dados dos referidos campos</w:t>
+        <w:t>ealização das campanhas de monitoramento de Ruídos (CG1 e CG2), Vibração (CG1) e Colisões (CG2), no Complexo Caldeirão Grande do Piaui; Planilhamento e entrega de dados dos referidos campos</w:t>
       </w:r>
       <w:r>
         <w:rPr>
@@ -957,6 +933,7 @@
           <w:bCs/>
           <w:color w:val="000000"/>
         </w:rPr>
+        <w:lastRenderedPageBreak/>
         <w:t xml:space="preserve">Parágrafo único. </w:t>
       </w:r>
       <w:r>
@@ -1193,7 +1170,7 @@
     </w:p>
     <w:p>
       <w:pPr>
-        <w:pStyle w:val="PargrafodaLista"/>
+        <w:pStyle w:val="ListParagraph"/>
         <w:spacing w:line="240" w:lineRule="auto"/>
         <w:rPr>
           <w:rFonts w:asciiTheme="minorHAnsi" w:hAnsiTheme="minorHAnsi" w:cstheme="minorHAnsi"/>
@@ -1887,6 +1864,7 @@
           <w:rFonts w:asciiTheme="minorHAnsi" w:hAnsiTheme="minorHAnsi" w:cstheme="minorHAnsi"/>
           <w:color w:val="000000"/>
         </w:rPr>
+        <w:lastRenderedPageBreak/>
         <w:t>toda a habilitação, registro, licenças e/ou autorização pertinentes ao desenvolvimento regular das suas atividades, responsabilizando-se integralmente junto aos órgãos fiscalizadores;</w:t>
       </w:r>
     </w:p>
@@ -2094,7 +2072,7 @@
           <w:color w:val="000000"/>
         </w:rPr>
       </w:pPr>
-      <w:bookmarkStart w:name="_Hlk180143256" w:id="2"/>
+      <w:bookmarkStart w:id="2" w:name="_Hlk180143256"/>
       <w:r>
         <w:rPr>
           <w:rFonts w:asciiTheme="minorHAnsi" w:hAnsiTheme="minorHAnsi" w:cstheme="minorHAnsi"/>
@@ -2108,23 +2086,7 @@
           <w:rFonts w:asciiTheme="minorHAnsi" w:hAnsiTheme="minorHAnsi" w:cstheme="minorHAnsi"/>
           <w:color w:val="000000"/>
         </w:rPr>
-        <w:t xml:space="preserve">treinamentos e capacitações obrigatórias, conforme exigido pelas </w:t>
-      </w:r>
-      <w:proofErr w:type="spellStart"/>
-      <w:r>
-        <w:rPr>
-          <w:rFonts w:asciiTheme="minorHAnsi" w:hAnsiTheme="minorHAnsi" w:cstheme="minorHAnsi"/>
-          <w:color w:val="000000"/>
-        </w:rPr>
-        <w:t>NRs</w:t>
-      </w:r>
-      <w:proofErr w:type="spellEnd"/>
-      <w:r>
-        <w:rPr>
-          <w:rFonts w:asciiTheme="minorHAnsi" w:hAnsiTheme="minorHAnsi" w:cstheme="minorHAnsi"/>
-          <w:color w:val="000000"/>
-        </w:rPr>
-        <w:t xml:space="preserve"> e outras normativas legais relacionadas</w:t>
+        <w:t>treinamentos e capacitações obrigatórias, conforme exigido pelas NRs e outras normativas legais relacionadas</w:t>
       </w:r>
       <w:r>
         <w:rPr>
@@ -2199,21 +2161,12 @@
           <w:color w:val="000000"/>
         </w:rPr>
       </w:pPr>
-      <w:proofErr w:type="spellStart"/>
-      <w:r>
-        <w:rPr>
-          <w:rFonts w:asciiTheme="minorHAnsi" w:hAnsiTheme="minorHAnsi" w:cstheme="minorHAnsi"/>
-          <w:color w:val="000000"/>
-        </w:rPr>
-        <w:t>Fornecer</w:t>
-      </w:r>
-      <w:proofErr w:type="spellEnd"/>
-      <w:r>
-        <w:rPr>
-          <w:rFonts w:asciiTheme="minorHAnsi" w:hAnsiTheme="minorHAnsi" w:cstheme="minorHAnsi"/>
-          <w:color w:val="000000"/>
-        </w:rPr>
-        <w:t xml:space="preserve"> os respectivos documentos fiscais, referente ao(s) pagamento(s) do presente instrumento; </w:t>
+      <w:r>
+        <w:rPr>
+          <w:rFonts w:asciiTheme="minorHAnsi" w:hAnsiTheme="minorHAnsi" w:cstheme="minorHAnsi"/>
+          <w:color w:val="000000"/>
+        </w:rPr>
+        <w:t xml:space="preserve">Fornecer os respectivos documentos fiscais, referente ao(s) pagamento(s) do presente instrumento; </w:t>
       </w:r>
     </w:p>
     <w:p>
@@ -2237,21 +2190,12 @@
           <w:color w:val="000000"/>
         </w:rPr>
       </w:pPr>
-      <w:proofErr w:type="spellStart"/>
-      <w:r>
-        <w:rPr>
-          <w:rFonts w:asciiTheme="minorHAnsi" w:hAnsiTheme="minorHAnsi" w:cstheme="minorHAnsi"/>
-          <w:color w:val="000000"/>
-        </w:rPr>
-        <w:t>Fornecer</w:t>
-      </w:r>
-      <w:proofErr w:type="spellEnd"/>
-      <w:r>
-        <w:rPr>
-          <w:rFonts w:asciiTheme="minorHAnsi" w:hAnsiTheme="minorHAnsi" w:cstheme="minorHAnsi"/>
-          <w:color w:val="000000"/>
-        </w:rPr>
-        <w:t xml:space="preserve"> a devida autorização de uso de imagem e voz e outros dados sensíveis, quando necessário, em nome da </w:t>
+      <w:r>
+        <w:rPr>
+          <w:rFonts w:asciiTheme="minorHAnsi" w:hAnsiTheme="minorHAnsi" w:cstheme="minorHAnsi"/>
+          <w:color w:val="000000"/>
+        </w:rPr>
+        <w:t xml:space="preserve">Fornecer a devida autorização de uso de imagem e voz e outros dados sensíveis, quando necessário, em nome da </w:t>
       </w:r>
       <w:r>
         <w:rPr>
@@ -2767,6 +2711,7 @@
           <w:b/>
           <w:color w:val="000000"/>
         </w:rPr>
+        <w:lastRenderedPageBreak/>
         <w:t>VIII – DAS VEDAÇÕES E RESPONSABILIDADES</w:t>
       </w:r>
     </w:p>
@@ -3428,7 +3373,7 @@
           <w:color w:val="000000"/>
         </w:rPr>
       </w:pPr>
-      <w:bookmarkStart w:name="_heading=h.2s8eyo1" w:colFirst="0" w:colLast="0" w:id="3"/>
+      <w:bookmarkStart w:id="3" w:name="_heading=h.2s8eyo1" w:colFirst="0" w:colLast="0"/>
       <w:bookmarkEnd w:id="3"/>
       <w:r>
         <w:rPr>
@@ -3666,6 +3611,7 @@
           <w:rFonts w:asciiTheme="minorHAnsi" w:hAnsiTheme="minorHAnsi" w:cstheme="minorHAnsi"/>
           <w:color w:val="000000"/>
         </w:rPr>
+        <w:lastRenderedPageBreak/>
         <w:t>Infração do compromisso anticorrupção pactuado na Cláusula 3</w:t>
       </w:r>
       <w:r>
@@ -3841,7 +3787,7 @@
           <w:color w:val="000000"/>
         </w:rPr>
       </w:pPr>
-      <w:bookmarkStart w:name="_heading=h.17dp8vu" w:colFirst="0" w:colLast="0" w:id="4"/>
+      <w:bookmarkStart w:id="4" w:name="_heading=h.17dp8vu" w:colFirst="0" w:colLast="0"/>
       <w:bookmarkEnd w:id="4"/>
       <w:r>
         <w:rPr>
@@ -4631,6 +4577,7 @@
           <w:rFonts w:asciiTheme="minorHAnsi" w:hAnsiTheme="minorHAnsi" w:cstheme="minorHAnsi"/>
           <w:color w:val="000000"/>
         </w:rPr>
+        <w:lastRenderedPageBreak/>
         <w:t xml:space="preserve">e/ou para que ajuízem ações judiciais em face da </w:t>
       </w:r>
       <w:r>
@@ -4844,55 +4791,7 @@
           <w:rFonts w:asciiTheme="minorHAnsi" w:hAnsiTheme="minorHAnsi" w:cstheme="minorHAnsi"/>
           <w:color w:val="000000"/>
         </w:rPr>
-        <w:t>Ter sempre cumprido todas as leis aplicáveis e normas relacionadas a contribuições e doações políticas, presentes, gratificações e despesas pagas a ou em nome de (i) agente, autoridade, funcionário, servidor, empregado, diretor, conselheiro ou representante de qualquer entidade governamental, departamento, agência ou ofício públicos, incluindo quaisquer entidades dos poderes Executivo, Legislativo e Judiciário, entidades da administração pública direta ou indireta, empresas públicas, sociedades de economia mista e fundações públicas, nacionais ou estrangeiras; (</w:t>
-      </w:r>
-      <w:proofErr w:type="spellStart"/>
-      <w:r>
-        <w:rPr>
-          <w:rFonts w:asciiTheme="minorHAnsi" w:hAnsiTheme="minorHAnsi" w:cstheme="minorHAnsi"/>
-          <w:color w:val="000000"/>
-        </w:rPr>
-        <w:t>ii</w:t>
-      </w:r>
-      <w:proofErr w:type="spellEnd"/>
-      <w:r>
-        <w:rPr>
-          <w:rFonts w:asciiTheme="minorHAnsi" w:hAnsiTheme="minorHAnsi" w:cstheme="minorHAnsi"/>
-          <w:color w:val="000000"/>
-        </w:rPr>
-        <w:t>) qualquer pessoa exercendo, ainda que temporariamente e sem remuneração, cargo, função ou emprego em qualquer entidade de um Estado; (</w:t>
-      </w:r>
-      <w:proofErr w:type="spellStart"/>
-      <w:r>
-        <w:rPr>
-          <w:rFonts w:asciiTheme="minorHAnsi" w:hAnsiTheme="minorHAnsi" w:cstheme="minorHAnsi"/>
-          <w:color w:val="000000"/>
-        </w:rPr>
-        <w:t>iii</w:t>
-      </w:r>
-      <w:proofErr w:type="spellEnd"/>
-      <w:r>
-        <w:rPr>
-          <w:rFonts w:asciiTheme="minorHAnsi" w:hAnsiTheme="minorHAnsi" w:cstheme="minorHAnsi"/>
-          <w:color w:val="000000"/>
-        </w:rPr>
-        <w:t>) diretor, conselheiro, empregado ou representante de uma organização internacional pública; e (</w:t>
-      </w:r>
-      <w:proofErr w:type="spellStart"/>
-      <w:r>
-        <w:rPr>
-          <w:rFonts w:asciiTheme="minorHAnsi" w:hAnsiTheme="minorHAnsi" w:cstheme="minorHAnsi"/>
-          <w:color w:val="000000"/>
-        </w:rPr>
-        <w:t>iv</w:t>
-      </w:r>
-      <w:proofErr w:type="spellEnd"/>
-      <w:r>
-        <w:rPr>
-          <w:rFonts w:asciiTheme="minorHAnsi" w:hAnsiTheme="minorHAnsi" w:cstheme="minorHAnsi"/>
-          <w:color w:val="000000"/>
-        </w:rPr>
-        <w:t>) diretor, conselheiro ou empregado de qualquer partido político, bem como candidatos concorrendo a cargos públicos eletivos ou políticos, no Brasil ou no exterior (“</w:t>
+        <w:t>Ter sempre cumprido todas as leis aplicáveis e normas relacionadas a contribuições e doações políticas, presentes, gratificações e despesas pagas a ou em nome de (i) agente, autoridade, funcionário, servidor, empregado, diretor, conselheiro ou representante de qualquer entidade governamental, departamento, agência ou ofício públicos, incluindo quaisquer entidades dos poderes Executivo, Legislativo e Judiciário, entidades da administração pública direta ou indireta, empresas públicas, sociedades de economia mista e fundações públicas, nacionais ou estrangeiras; (ii) qualquer pessoa exercendo, ainda que temporariamente e sem remuneração, cargo, função ou emprego em qualquer entidade de um Estado; (iii) diretor, conselheiro, empregado ou representante de uma organização internacional pública; e (iv) diretor, conselheiro ou empregado de qualquer partido político, bem como candidatos concorrendo a cargos públicos eletivos ou políticos, no Brasil ou no exterior (“</w:t>
       </w:r>
       <w:r>
         <w:rPr>
@@ -4995,39 +4894,7 @@
           <w:rFonts w:asciiTheme="minorHAnsi" w:hAnsiTheme="minorHAnsi" w:cstheme="minorHAnsi"/>
           <w:color w:val="000000"/>
         </w:rPr>
-        <w:t>; (</w:t>
-      </w:r>
-      <w:proofErr w:type="spellStart"/>
-      <w:r>
-        <w:rPr>
-          <w:rFonts w:asciiTheme="minorHAnsi" w:hAnsiTheme="minorHAnsi" w:cstheme="minorHAnsi"/>
-          <w:color w:val="000000"/>
-        </w:rPr>
-        <w:t>ii</w:t>
-      </w:r>
-      <w:proofErr w:type="spellEnd"/>
-      <w:r>
-        <w:rPr>
-          <w:rFonts w:asciiTheme="minorHAnsi" w:hAnsiTheme="minorHAnsi" w:cstheme="minorHAnsi"/>
-          <w:color w:val="000000"/>
-        </w:rPr>
-        <w:t>) financiado, provido, patrocinado ou subsidiado qualquer ato prejudicial ao governo ou qualquer Estado, nação ou governo (federal, estadual, municipal ou qualquer outra entidade ou subdivisão pública), qualquer entidade da administração pública direta, indireta ou fundacional, nacional ou estrangeira, incluindo, sem limitações, qualquer autoridade, órgão, autarquia, agência, conselho, comissão, secretariado, tribunal judicial ou arbitral, departamento, escritório ou representação, que exerça função executiva, legislativa, judiciária, regulatória ou administrativa, bem como organismo autônomo governamental, organização internacional de direito público e partidos políticos (“Autoridade Governamental”); (</w:t>
-      </w:r>
-      <w:proofErr w:type="spellStart"/>
-      <w:r>
-        <w:rPr>
-          <w:rFonts w:asciiTheme="minorHAnsi" w:hAnsiTheme="minorHAnsi" w:cstheme="minorHAnsi"/>
-          <w:color w:val="000000"/>
-        </w:rPr>
-        <w:t>iii</w:t>
-      </w:r>
-      <w:proofErr w:type="spellEnd"/>
-      <w:r>
-        <w:rPr>
-          <w:rFonts w:asciiTheme="minorHAnsi" w:hAnsiTheme="minorHAnsi" w:cstheme="minorHAnsi"/>
-          <w:color w:val="000000"/>
-        </w:rPr>
-        <w:t xml:space="preserve">) usado terceiros, pessoas físicas ou jurídicas, para esconder ou simular os interesses reais ou a identidade dos beneficiários de qualquer ato prejudicial contra qualquer </w:t>
+        <w:t xml:space="preserve">; (ii) financiado, provido, patrocinado ou subsidiado qualquer ato prejudicial ao governo ou qualquer Estado, nação ou governo (federal, estadual, municipal ou qualquer outra entidade ou subdivisão pública), qualquer entidade da administração pública direta, indireta ou fundacional, nacional ou estrangeira, incluindo, sem limitações, qualquer autoridade, órgão, autarquia, agência, conselho, comissão, secretariado, tribunal judicial ou arbitral, departamento, escritório ou representação, que exerça função executiva, legislativa, judiciária, regulatória ou administrativa, bem como organismo autônomo governamental, organização internacional de direito público e partidos políticos (“Autoridade Governamental”); (iii) usado terceiros, pessoas físicas ou jurídicas, para esconder ou simular os interesses reais ou a identidade dos beneficiários de qualquer ato prejudicial contra qualquer </w:t>
       </w:r>
       <w:r>
         <w:rPr>
@@ -5042,23 +4909,7 @@
           <w:rFonts w:asciiTheme="minorHAnsi" w:hAnsiTheme="minorHAnsi" w:cstheme="minorHAnsi"/>
           <w:color w:val="000000"/>
         </w:rPr>
-        <w:t>; (</w:t>
-      </w:r>
-      <w:proofErr w:type="spellStart"/>
-      <w:r>
-        <w:rPr>
-          <w:rFonts w:asciiTheme="minorHAnsi" w:hAnsiTheme="minorHAnsi" w:cstheme="minorHAnsi"/>
-          <w:color w:val="000000"/>
-        </w:rPr>
-        <w:t>iv</w:t>
-      </w:r>
-      <w:proofErr w:type="spellEnd"/>
-      <w:r>
-        <w:rPr>
-          <w:rFonts w:asciiTheme="minorHAnsi" w:hAnsiTheme="minorHAnsi" w:cstheme="minorHAnsi"/>
-          <w:color w:val="000000"/>
-        </w:rPr>
-        <w:t xml:space="preserve">) fraudado, manipulado, impedido, evitado, interferido ou obtido qualquer vantagem indevida de qualquer processo de licitação pública, ou de quaisquer contratos com qualquer Autoridade Governamental, ou (v) impedido investigações ou fiscalização por qualquer </w:t>
+        <w:t xml:space="preserve">; (iv) fraudado, manipulado, impedido, evitado, interferido ou obtido qualquer vantagem indevida de qualquer processo de licitação pública, ou de quaisquer contratos com qualquer Autoridade Governamental, ou (v) impedido investigações ou fiscalização por qualquer </w:t>
       </w:r>
       <w:r>
         <w:rPr>
@@ -5116,39 +4967,7 @@
           <w:rFonts w:asciiTheme="minorHAnsi" w:hAnsiTheme="minorHAnsi" w:cstheme="minorHAnsi"/>
           <w:color w:val="000000"/>
         </w:rPr>
-        <w:t>Não ter recebido quaisquer notificações ou comunicações sobre violações às Leis Anticorrupção, e que não está, direta ou indiretamente (i) sob investigação ou monitoramento em virtude de denúncias de suborno e/ou corrupção; (</w:t>
-      </w:r>
-      <w:proofErr w:type="spellStart"/>
-      <w:r>
-        <w:rPr>
-          <w:rFonts w:asciiTheme="minorHAnsi" w:hAnsiTheme="minorHAnsi" w:cstheme="minorHAnsi"/>
-          <w:color w:val="000000"/>
-        </w:rPr>
-        <w:t>ii</w:t>
-      </w:r>
-      <w:proofErr w:type="spellEnd"/>
-      <w:r>
-        <w:rPr>
-          <w:rFonts w:asciiTheme="minorHAnsi" w:hAnsiTheme="minorHAnsi" w:cstheme="minorHAnsi"/>
-          <w:color w:val="000000"/>
-        </w:rPr>
-        <w:t>) sujeito a processo judicial e/ou administrativo em curso; (</w:t>
-      </w:r>
-      <w:proofErr w:type="spellStart"/>
-      <w:r>
-        <w:rPr>
-          <w:rFonts w:asciiTheme="minorHAnsi" w:hAnsiTheme="minorHAnsi" w:cstheme="minorHAnsi"/>
-          <w:color w:val="000000"/>
-        </w:rPr>
-        <w:t>iii</w:t>
-      </w:r>
-      <w:proofErr w:type="spellEnd"/>
-      <w:r>
-        <w:rPr>
-          <w:rFonts w:asciiTheme="minorHAnsi" w:hAnsiTheme="minorHAnsi" w:cstheme="minorHAnsi"/>
-          <w:color w:val="000000"/>
-        </w:rPr>
-        <w:t xml:space="preserve">) banido, listado como inidôneo ou proibido ou com restrições de direitos de contratar com qualquer </w:t>
+        <w:t xml:space="preserve">Não ter recebido quaisquer notificações ou comunicações sobre violações às Leis Anticorrupção, e que não está, direta ou indiretamente (i) sob investigação ou monitoramento em virtude de denúncias de suborno e/ou corrupção; (ii) sujeito a processo judicial e/ou administrativo em curso; (iii) banido, listado como inidôneo ou proibido ou com restrições de direitos de contratar com qualquer </w:t>
       </w:r>
       <w:r>
         <w:rPr>
@@ -5163,23 +4982,7 @@
           <w:rFonts w:asciiTheme="minorHAnsi" w:hAnsiTheme="minorHAnsi" w:cstheme="minorHAnsi"/>
           <w:color w:val="000000"/>
         </w:rPr>
-        <w:t>; (</w:t>
-      </w:r>
-      <w:proofErr w:type="spellStart"/>
-      <w:r>
-        <w:rPr>
-          <w:rFonts w:asciiTheme="minorHAnsi" w:hAnsiTheme="minorHAnsi" w:cstheme="minorHAnsi"/>
-          <w:color w:val="000000"/>
-        </w:rPr>
-        <w:t>iv</w:t>
-      </w:r>
-      <w:proofErr w:type="spellEnd"/>
-      <w:r>
-        <w:rPr>
-          <w:rFonts w:asciiTheme="minorHAnsi" w:hAnsiTheme="minorHAnsi" w:cstheme="minorHAnsi"/>
-          <w:color w:val="000000"/>
-        </w:rPr>
-        <w:t xml:space="preserve">) sujeito a restrições ou sanções econômicas e de negócios por qualquer </w:t>
+        <w:t xml:space="preserve">; (iv) sujeito a restrições ou sanções econômicas e de negócios por qualquer </w:t>
       </w:r>
       <w:r>
         <w:rPr>
@@ -5299,6 +5102,7 @@
           <w:rFonts w:asciiTheme="minorHAnsi" w:hAnsiTheme="minorHAnsi" w:cstheme="minorHAnsi"/>
           <w:color w:val="000000"/>
         </w:rPr>
+        <w:lastRenderedPageBreak/>
         <w:t xml:space="preserve">Que se compromete a notificar por escrito a outra </w:t>
       </w:r>
       <w:r>
@@ -6087,71 +5891,7 @@
           <w:rFonts w:asciiTheme="minorHAnsi" w:hAnsiTheme="minorHAnsi" w:cstheme="minorHAnsi"/>
           <w:color w:val="000000"/>
         </w:rPr>
-        <w:t xml:space="preserve"> </w:t>
-      </w:r>
-      <w:proofErr w:type="spellStart"/>
-      <w:r>
-        <w:rPr>
-          <w:rFonts w:asciiTheme="minorHAnsi" w:hAnsiTheme="minorHAnsi" w:cstheme="minorHAnsi"/>
-          <w:color w:val="000000"/>
-        </w:rPr>
-        <w:t>não</w:t>
-      </w:r>
-      <w:proofErr w:type="spellEnd"/>
-      <w:r>
-        <w:rPr>
-          <w:rFonts w:asciiTheme="minorHAnsi" w:hAnsiTheme="minorHAnsi" w:cstheme="minorHAnsi"/>
-          <w:color w:val="000000"/>
-        </w:rPr>
-        <w:t xml:space="preserve"> </w:t>
-      </w:r>
-      <w:proofErr w:type="spellStart"/>
-      <w:r>
-        <w:rPr>
-          <w:rFonts w:asciiTheme="minorHAnsi" w:hAnsiTheme="minorHAnsi" w:cstheme="minorHAnsi"/>
-          <w:color w:val="000000"/>
-        </w:rPr>
-        <w:t>podera</w:t>
-      </w:r>
-      <w:proofErr w:type="spellEnd"/>
-      <w:r>
-        <w:rPr>
-          <w:rFonts w:asciiTheme="minorHAnsi" w:hAnsiTheme="minorHAnsi" w:cstheme="minorHAnsi"/>
-          <w:color w:val="000000"/>
-        </w:rPr>
-        <w:t xml:space="preserve">́ ser alterado ou modificado em nenhuma de suas </w:t>
-      </w:r>
-      <w:proofErr w:type="spellStart"/>
-      <w:r>
-        <w:rPr>
-          <w:rFonts w:asciiTheme="minorHAnsi" w:hAnsiTheme="minorHAnsi" w:cstheme="minorHAnsi"/>
-          <w:color w:val="000000"/>
-        </w:rPr>
-        <w:t>cláusulas</w:t>
-      </w:r>
-      <w:proofErr w:type="spellEnd"/>
-      <w:r>
-        <w:rPr>
-          <w:rFonts w:asciiTheme="minorHAnsi" w:hAnsiTheme="minorHAnsi" w:cstheme="minorHAnsi"/>
-          <w:color w:val="000000"/>
-        </w:rPr>
-        <w:t xml:space="preserve"> ou </w:t>
-      </w:r>
-      <w:proofErr w:type="spellStart"/>
-      <w:r>
-        <w:rPr>
-          <w:rFonts w:asciiTheme="minorHAnsi" w:hAnsiTheme="minorHAnsi" w:cstheme="minorHAnsi"/>
-          <w:color w:val="000000"/>
-        </w:rPr>
-        <w:t>condições</w:t>
-      </w:r>
-      <w:proofErr w:type="spellEnd"/>
-      <w:r>
-        <w:rPr>
-          <w:rFonts w:asciiTheme="minorHAnsi" w:hAnsiTheme="minorHAnsi" w:cstheme="minorHAnsi"/>
-          <w:color w:val="000000"/>
-        </w:rPr>
-        <w:t xml:space="preserve">, salvo mediante acordo por escrito, assinado pelos representantes legais de ambas as </w:t>
+        <w:t xml:space="preserve"> não poderá ser alterado ou modificado em nenhuma de suas cláusulas ou condições, salvo mediante acordo por escrito, assinado pelos representantes legais de ambas as </w:t>
       </w:r>
       <w:r>
         <w:rPr>
@@ -6188,6 +5928,7 @@
           <w:rFonts w:asciiTheme="minorHAnsi" w:hAnsiTheme="minorHAnsi" w:cstheme="minorHAnsi"/>
           <w:color w:val="000000"/>
         </w:rPr>
+        <w:lastRenderedPageBreak/>
         <w:t xml:space="preserve">Se uma disposição deste </w:t>
       </w:r>
       <w:r>
@@ -6584,7 +6325,7 @@
           <w:p>
             <w:pPr>
               <w:pBdr>
-                <w:bottom w:val="single" w:color="000000" w:sz="12" w:space="1"/>
+                <w:bottom w:val="single" w:sz="12" w:space="1" w:color="000000"/>
               </w:pBdr>
               <w:jc w:val="center"/>
               <w:rPr>
@@ -6667,7 +6408,7 @@
           <w:p>
             <w:pPr>
               <w:pBdr>
-                <w:bottom w:val="single" w:color="000000" w:sz="12" w:space="1"/>
+                <w:bottom w:val="single" w:sz="12" w:space="1" w:color="000000"/>
               </w:pBdr>
               <w:jc w:val="center"/>
               <w:rPr>
@@ -6776,7 +6517,7 @@
       <w:tblPr>
         <w:tblStyle w:val="a5"/>
         <w:tblW w:w="9072" w:type="dxa"/>
-        <w:tblInd w:w="0" w:type="dxa"/>
+        <w:tblInd w:w="856" w:type="dxa"/>
         <w:tblBorders>
           <w:top w:val="nil"/>
           <w:left w:val="nil"/>
@@ -6793,48 +6534,67 @@
         <w:gridCol w:w="4536"/>
       </w:tblGrid>
       <w:tr>
+        <w:trPr>
+          <w:trHeight w:val="465"/>
+        </w:trPr>
         <w:tc>
           <w:tcPr>
             <w:tcW w:w="4536" w:type="dxa"/>
           </w:tcPr>
           <w:p>
             <w:pPr>
+              <w:jc w:val="center"/>
               <w:rPr>
                 <w:rFonts w:asciiTheme="minorHAnsi" w:hAnsiTheme="minorHAnsi" w:cstheme="minorHAnsi"/>
+                <w:shd w:val="clear" w:color="auto" w:fill="FFFFFF" w:themeFill="background1"/>
               </w:rPr>
             </w:pPr>
             <w:r>
               <w:rPr>
                 <w:rFonts w:asciiTheme="minorHAnsi" w:hAnsiTheme="minorHAnsi" w:cstheme="minorHAnsi"/>
+                <w:shd w:val="clear" w:color="auto" w:fill="FFFFFF" w:themeFill="background1"/>
               </w:rPr>
               <w:t>_______________________________________</w:t>
             </w:r>
             <w:r>
               <w:rPr>
                 <w:rFonts w:asciiTheme="minorHAnsi" w:hAnsiTheme="minorHAnsi" w:cstheme="minorHAnsi"/>
+                <w:shd w:val="clear" w:color="auto" w:fill="FFFFFF" w:themeFill="background1"/>
               </w:rPr>
               <w:br/>
-            </w:r>
-            <w:r>
-              <w:rPr>
-                <w:rFonts w:asciiTheme="minorHAnsi" w:hAnsiTheme="minorHAnsi" w:cstheme="minorHAnsi"/>
-                <w:highlight w:val="yellow"/>
-              </w:rPr>
               <w:t>Nome:</w:t>
             </w:r>
             <w:r>
               <w:rPr>
                 <w:rFonts w:asciiTheme="minorHAnsi" w:hAnsiTheme="minorHAnsi" w:cstheme="minorHAnsi"/>
-                <w:highlight w:val="yellow"/>
+                <w:shd w:val="clear" w:color="auto" w:fill="FFFFFF" w:themeFill="background1"/>
               </w:rPr>
-              <w:br/>
+              <w:t xml:space="preserve"> </w:t>
             </w:r>
             <w:r>
               <w:rPr>
                 <w:rFonts w:asciiTheme="minorHAnsi" w:hAnsiTheme="minorHAnsi" w:cstheme="minorHAnsi"/>
-                <w:highlight w:val="yellow"/>
+                <w:shd w:val="clear" w:color="auto" w:fill="FFFFFF" w:themeFill="background1"/>
               </w:rPr>
+              <w:t>Eveline Andrade Mesquita</w:t>
+            </w:r>
+            <w:r>
+              <w:rPr>
+                <w:rFonts w:asciiTheme="minorHAnsi" w:hAnsiTheme="minorHAnsi" w:cstheme="minorHAnsi"/>
+                <w:shd w:val="clear" w:color="auto" w:fill="FFFFFF" w:themeFill="background1"/>
+              </w:rPr>
+              <w:br/>
               <w:t>CPF:</w:t>
+            </w:r>
+            <w:r>
+              <w:t xml:space="preserve"> </w:t>
+            </w:r>
+            <w:r>
+              <w:rPr>
+                <w:rFonts w:asciiTheme="minorHAnsi" w:hAnsiTheme="minorHAnsi" w:cstheme="minorHAnsi"/>
+                <w:shd w:val="clear" w:color="auto" w:fill="FFFFFF" w:themeFill="background1"/>
+              </w:rPr>
+              <w:t>032.392.603-79</w:t>
             </w:r>
           </w:p>
         </w:tc>
@@ -6844,42 +6604,62 @@
           </w:tcPr>
           <w:p>
             <w:pPr>
+              <w:jc w:val="center"/>
               <w:rPr>
                 <w:rFonts w:asciiTheme="minorHAnsi" w:hAnsiTheme="minorHAnsi" w:cstheme="minorHAnsi"/>
+                <w:shd w:val="clear" w:color="auto" w:fill="FFFFFF" w:themeFill="background1"/>
               </w:rPr>
             </w:pPr>
             <w:r>
               <w:rPr>
                 <w:rFonts w:asciiTheme="minorHAnsi" w:hAnsiTheme="minorHAnsi" w:cstheme="minorHAnsi"/>
+                <w:shd w:val="clear" w:color="auto" w:fill="FFFFFF" w:themeFill="background1"/>
               </w:rPr>
               <w:t>_______________________________________</w:t>
             </w:r>
             <w:r>
               <w:rPr>
                 <w:rFonts w:asciiTheme="minorHAnsi" w:hAnsiTheme="minorHAnsi" w:cstheme="minorHAnsi"/>
+                <w:shd w:val="clear" w:color="auto" w:fill="FFFFFF" w:themeFill="background1"/>
               </w:rPr>
               <w:br/>
-            </w:r>
-            <w:r>
-              <w:rPr>
-                <w:rFonts w:asciiTheme="minorHAnsi" w:hAnsiTheme="minorHAnsi" w:cstheme="minorHAnsi"/>
-                <w:highlight w:val="yellow"/>
-              </w:rPr>
               <w:t>Nome:</w:t>
             </w:r>
             <w:r>
               <w:rPr>
                 <w:rFonts w:asciiTheme="minorHAnsi" w:hAnsiTheme="minorHAnsi" w:cstheme="minorHAnsi"/>
-                <w:highlight w:val="yellow"/>
+                <w:shd w:val="clear" w:color="auto" w:fill="FFFFFF" w:themeFill="background1"/>
               </w:rPr>
-              <w:br/>
+              <w:t xml:space="preserve"> </w:t>
             </w:r>
             <w:r>
               <w:rPr>
                 <w:rFonts w:asciiTheme="minorHAnsi" w:hAnsiTheme="minorHAnsi" w:cstheme="minorHAnsi"/>
-                <w:highlight w:val="yellow"/>
+                <w:shd w:val="clear" w:color="auto" w:fill="FFFFFF" w:themeFill="background1"/>
               </w:rPr>
+              <w:t>Talita de Lima Rodrigues</w:t>
+            </w:r>
+            <w:r>
+              <w:rPr>
+                <w:rFonts w:asciiTheme="minorHAnsi" w:hAnsiTheme="minorHAnsi" w:cstheme="minorHAnsi"/>
+                <w:shd w:val="clear" w:color="auto" w:fill="FFFFFF" w:themeFill="background1"/>
+              </w:rPr>
+              <w:br/>
               <w:t>CPF:</w:t>
+            </w:r>
+            <w:r>
+              <w:rPr>
+                <w:rFonts w:asciiTheme="minorHAnsi" w:hAnsiTheme="minorHAnsi" w:cstheme="minorHAnsi"/>
+                <w:shd w:val="clear" w:color="auto" w:fill="FFFFFF" w:themeFill="background1"/>
+              </w:rPr>
+              <w:t xml:space="preserve"> </w:t>
+            </w:r>
+            <w:r>
+              <w:rPr>
+                <w:rFonts w:asciiTheme="minorHAnsi" w:hAnsiTheme="minorHAnsi" w:cstheme="minorHAnsi"/>
+                <w:shd w:val="clear" w:color="auto" w:fill="FFFFFF" w:themeFill="background1"/>
+              </w:rPr>
+              <w:t>028.261.183-58</w:t>
             </w:r>
           </w:p>
         </w:tc>
@@ -6904,7 +6684,7 @@
     <w:sectPr>
       <w:headerReference w:type="default" r:id="rId11"/>
       <w:footerReference w:type="default" r:id="rId12"/>
-      <w:pgSz w:w="11906" w:h="16838" w:orient="portrait"/>
+      <w:pgSz w:w="11906" w:h="16838"/>
       <w:pgMar w:top="1134" w:right="567" w:bottom="1134" w:left="567" w:header="709" w:footer="709" w:gutter="0"/>
       <w:pgNumType w:start="1"/>
       <w:cols w:space="720"/>
@@ -6914,7 +6694,7 @@
 </file>
 
 <file path=word/endnotes.xml><?xml version="1.0" encoding="utf-8"?>
-<w:endnotes xmlns:wpc="http://schemas.microsoft.com/office/word/2010/wordprocessingCanvas" xmlns:cx="http://schemas.microsoft.com/office/drawing/2014/chartex" xmlns:cx1="http://schemas.microsoft.com/office/drawing/2015/9/8/chartex" xmlns:cx2="http://schemas.microsoft.com/office/drawing/2015/10/21/chartex" xmlns:cx3="http://schemas.microsoft.com/office/drawing/2016/5/9/chartex" xmlns:cx4="http://schemas.microsoft.com/office/drawing/2016/5/10/chartex" xmlns:cx5="http://schemas.microsoft.com/office/drawing/2016/5/11/chartex" xmlns:cx6="http://schemas.microsoft.com/office/drawing/2016/5/12/chartex" xmlns:cx7="http://schemas.microsoft.com/office/drawing/2016/5/13/chartex" xmlns:cx8="http://schemas.microsoft.com/office/drawing/2016/5/14/chartex" xmlns:mc="http://schemas.openxmlformats.org/markup-compatibility/2006" xmlns:aink="http://schemas.microsoft.com/office/drawing/2016/ink" xmlns:am3d="http://schemas.microsoft.com/office/drawing/2017/model3d" xmlns:o="urn:schemas-microsoft-com:office:office" xmlns:oel="http://schemas.microsoft.com/office/2019/extlst" xmlns:r="http://schemas.openxmlformats.org/officeDocument/2006/relationships" xmlns:m="http://schemas.openxmlformats.org/officeDocument/2006/math" xmlns:v="urn:schemas-microsoft-com:vml" xmlns:wp14="http://schemas.microsoft.com/office/word/2010/wordprocessingDrawing" xmlns:wp="http://schemas.openxmlformats.org/drawingml/2006/wordprocessingDrawing" xmlns:w10="urn:schemas-microsoft-com:office:word" xmlns:w="http://schemas.openxmlformats.org/wordprocessingml/2006/main" xmlns:w14="http://schemas.microsoft.com/office/word/2010/wordml" xmlns:w15="http://schemas.microsoft.com/office/word/2012/wordml" xmlns:w16cex="http://schemas.microsoft.com/office/word/2018/wordml/cex" xmlns:w16cid="http://schemas.microsoft.com/office/word/2016/wordml/cid" xmlns:w16="http://schemas.microsoft.com/office/word/2018/wordml" xmlns:w16du="http://schemas.microsoft.com/office/word/2023/wordml/word16du" xmlns:w16sdtdh="http://schemas.microsoft.com/office/word/2020/wordml/sdtdatahash" xmlns:w16sdtfl="http://schemas.microsoft.com/office/word/2024/wordml/sdtformatlock" xmlns:w16se="http://schemas.microsoft.com/office/word/2015/wordml/symex" xmlns:wpg="http://schemas.microsoft.com/office/word/2010/wordprocessingGroup" xmlns:wpi="http://schemas.microsoft.com/office/word/2010/wordprocessingInk" xmlns:wne="http://schemas.microsoft.com/office/word/2006/wordml" xmlns:wps="http://schemas.microsoft.com/office/word/2010/wordprocessingShape" mc:Ignorable="w14 w15 w16se w16cid w16 w16cex w16sdtdh w16sdtfl w16du wp14">
+<w:endnotes xmlns:wpc="http://schemas.microsoft.com/office/word/2010/wordprocessingCanvas" xmlns:cx="http://schemas.microsoft.com/office/drawing/2014/chartex" xmlns:cx1="http://schemas.microsoft.com/office/drawing/2015/9/8/chartex" xmlns:cx2="http://schemas.microsoft.com/office/drawing/2015/10/21/chartex" xmlns:cx3="http://schemas.microsoft.com/office/drawing/2016/5/9/chartex" xmlns:cx4="http://schemas.microsoft.com/office/drawing/2016/5/10/chartex" xmlns:cx5="http://schemas.microsoft.com/office/drawing/2016/5/11/chartex" xmlns:cx6="http://schemas.microsoft.com/office/drawing/2016/5/12/chartex" xmlns:cx7="http://schemas.microsoft.com/office/drawing/2016/5/13/chartex" xmlns:cx8="http://schemas.microsoft.com/office/drawing/2016/5/14/chartex" xmlns:mc="http://schemas.openxmlformats.org/markup-compatibility/2006" xmlns:aink="http://schemas.microsoft.com/office/drawing/2016/ink" xmlns:am3d="http://schemas.microsoft.com/office/drawing/2017/model3d" xmlns:o="urn:schemas-microsoft-com:office:office" xmlns:oel="http://schemas.microsoft.com/office/2019/extlst" xmlns:r="http://schemas.openxmlformats.org/officeDocument/2006/relationships" xmlns:m="http://schemas.openxmlformats.org/officeDocument/2006/math" xmlns:v="urn:schemas-microsoft-com:vml" xmlns:wp14="http://schemas.microsoft.com/office/word/2010/wordprocessingDrawing" xmlns:wp="http://schemas.openxmlformats.org/drawingml/2006/wordprocessingDrawing" xmlns:w10="urn:schemas-microsoft-com:office:word" xmlns:w="http://schemas.openxmlformats.org/wordprocessingml/2006/main" xmlns:w14="http://schemas.microsoft.com/office/word/2010/wordml" xmlns:w15="http://schemas.microsoft.com/office/word/2012/wordml" xmlns:w16cei="http://schemas.microsoft.com/office/word/2026/wordml/cei" xmlns:w16cex="http://schemas.microsoft.com/office/word/2018/wordml/cex" xmlns:w16cid="http://schemas.microsoft.com/office/word/2016/wordml/cid" xmlns:w16="http://schemas.microsoft.com/office/word/2018/wordml" xmlns:w16du="http://schemas.microsoft.com/office/word/2023/wordml/word16du" xmlns:w16sdtdh="http://schemas.microsoft.com/office/word/2020/wordml/sdtdatahash" xmlns:w16sdtfl="http://schemas.microsoft.com/office/word/2024/wordml/sdtformatlock" xmlns:w16se="http://schemas.microsoft.com/office/word/2015/wordml/symex" xmlns:wpg="http://schemas.microsoft.com/office/word/2010/wordprocessingGroup" xmlns:wpi="http://schemas.microsoft.com/office/word/2010/wordprocessingInk" xmlns:wne="http://schemas.microsoft.com/office/word/2006/wordml" xmlns:wps="http://schemas.microsoft.com/office/word/2010/wordprocessingShape" mc:Ignorable="w14 w15 w16se w16cid w16 w16cex w16sdtdh w16sdtfl w16du wp14">
   <w:endnote w:type="separator" w:id="-1">
     <w:p>
       <w:pPr>
@@ -6939,7 +6719,7 @@
 </file>
 
 <file path=word/footer1.xml><?xml version="1.0" encoding="utf-8"?>
-<w:ftr xmlns:wpc="http://schemas.microsoft.com/office/word/2010/wordprocessingCanvas" xmlns:cx="http://schemas.microsoft.com/office/drawing/2014/chartex" xmlns:cx1="http://schemas.microsoft.com/office/drawing/2015/9/8/chartex" xmlns:cx2="http://schemas.microsoft.com/office/drawing/2015/10/21/chartex" xmlns:cx3="http://schemas.microsoft.com/office/drawing/2016/5/9/chartex" xmlns:cx4="http://schemas.microsoft.com/office/drawing/2016/5/10/chartex" xmlns:cx5="http://schemas.microsoft.com/office/drawing/2016/5/11/chartex" xmlns:cx6="http://schemas.microsoft.com/office/drawing/2016/5/12/chartex" xmlns:cx7="http://schemas.microsoft.com/office/drawing/2016/5/13/chartex" xmlns:cx8="http://schemas.microsoft.com/office/drawing/2016/5/14/chartex" xmlns:mc="http://schemas.openxmlformats.org/markup-compatibility/2006" xmlns:aink="http://schemas.microsoft.com/office/drawing/2016/ink" xmlns:am3d="http://schemas.microsoft.com/office/drawing/2017/model3d" xmlns:o="urn:schemas-microsoft-com:office:office" xmlns:oel="http://schemas.microsoft.com/office/2019/extlst" xmlns:r="http://schemas.openxmlformats.org/officeDocument/2006/relationships" xmlns:m="http://schemas.openxmlformats.org/officeDocument/2006/math" xmlns:v="urn:schemas-microsoft-com:vml" xmlns:wp14="http://schemas.microsoft.com/office/word/2010/wordprocessingDrawing" xmlns:wp="http://schemas.openxmlformats.org/drawingml/2006/wordprocessingDrawing" xmlns:w10="urn:schemas-microsoft-com:office:word" xmlns:w="http://schemas.openxmlformats.org/wordprocessingml/2006/main" xmlns:w14="http://schemas.microsoft.com/office/word/2010/wordml" xmlns:w15="http://schemas.microsoft.com/office/word/2012/wordml" xmlns:w16cex="http://schemas.microsoft.com/office/word/2018/wordml/cex" xmlns:w16cid="http://schemas.microsoft.com/office/word/2016/wordml/cid" xmlns:w16="http://schemas.microsoft.com/office/word/2018/wordml" xmlns:w16du="http://schemas.microsoft.com/office/word/2023/wordml/word16du" xmlns:w16sdtdh="http://schemas.microsoft.com/office/word/2020/wordml/sdtdatahash" xmlns:w16sdtfl="http://schemas.microsoft.com/office/word/2024/wordml/sdtformatlock" xmlns:w16se="http://schemas.microsoft.com/office/word/2015/wordml/symex" xmlns:wpg="http://schemas.microsoft.com/office/word/2010/wordprocessingGroup" xmlns:wpi="http://schemas.microsoft.com/office/word/2010/wordprocessingInk" xmlns:wne="http://schemas.microsoft.com/office/word/2006/wordml" xmlns:wps="http://schemas.microsoft.com/office/word/2010/wordprocessingShape" mc:Ignorable="w14 w15 w16se w16cid w16 w16cex w16sdtdh w16sdtfl w16du wp14">
+<w:ftr xmlns:wpc="http://schemas.microsoft.com/office/word/2010/wordprocessingCanvas" xmlns:cx="http://schemas.microsoft.com/office/drawing/2014/chartex" xmlns:cx1="http://schemas.microsoft.com/office/drawing/2015/9/8/chartex" xmlns:cx2="http://schemas.microsoft.com/office/drawing/2015/10/21/chartex" xmlns:cx3="http://schemas.microsoft.com/office/drawing/2016/5/9/chartex" xmlns:cx4="http://schemas.microsoft.com/office/drawing/2016/5/10/chartex" xmlns:cx5="http://schemas.microsoft.com/office/drawing/2016/5/11/chartex" xmlns:cx6="http://schemas.microsoft.com/office/drawing/2016/5/12/chartex" xmlns:cx7="http://schemas.microsoft.com/office/drawing/2016/5/13/chartex" xmlns:cx8="http://schemas.microsoft.com/office/drawing/2016/5/14/chartex" xmlns:mc="http://schemas.openxmlformats.org/markup-compatibility/2006" xmlns:aink="http://schemas.microsoft.com/office/drawing/2016/ink" xmlns:am3d="http://schemas.microsoft.com/office/drawing/2017/model3d" xmlns:o="urn:schemas-microsoft-com:office:office" xmlns:oel="http://schemas.microsoft.com/office/2019/extlst" xmlns:r="http://schemas.openxmlformats.org/officeDocument/2006/relationships" xmlns:m="http://schemas.openxmlformats.org/officeDocument/2006/math" xmlns:v="urn:schemas-microsoft-com:vml" xmlns:wp14="http://schemas.microsoft.com/office/word/2010/wordprocessingDrawing" xmlns:wp="http://schemas.openxmlformats.org/drawingml/2006/wordprocessingDrawing" xmlns:w10="urn:schemas-microsoft-com:office:word" xmlns:w="http://schemas.openxmlformats.org/wordprocessingml/2006/main" xmlns:w14="http://schemas.microsoft.com/office/word/2010/wordml" xmlns:w15="http://schemas.microsoft.com/office/word/2012/wordml" xmlns:w16cei="http://schemas.microsoft.com/office/word/2026/wordml/cei" xmlns:w16cex="http://schemas.microsoft.com/office/word/2018/wordml/cex" xmlns:w16cid="http://schemas.microsoft.com/office/word/2016/wordml/cid" xmlns:w16="http://schemas.microsoft.com/office/word/2018/wordml" xmlns:w16du="http://schemas.microsoft.com/office/word/2023/wordml/word16du" xmlns:w16sdtdh="http://schemas.microsoft.com/office/word/2020/wordml/sdtdatahash" xmlns:w16sdtfl="http://schemas.microsoft.com/office/word/2024/wordml/sdtformatlock" xmlns:w16se="http://schemas.microsoft.com/office/word/2015/wordml/symex" xmlns:wpg="http://schemas.microsoft.com/office/word/2010/wordprocessingGroup" xmlns:wpi="http://schemas.microsoft.com/office/word/2010/wordprocessingInk" xmlns:wne="http://schemas.microsoft.com/office/word/2006/wordml" xmlns:wps="http://schemas.microsoft.com/office/word/2010/wordprocessingShape" mc:Ignorable="w14 w15 w16se w16cid w16 w16cex w16sdtdh w16sdtfl w16du wp14">
   <w:p>
     <w:pPr>
       <w:pBdr>
@@ -6982,7 +6762,7 @@
 </file>
 
 <file path=word/footnotes.xml><?xml version="1.0" encoding="utf-8"?>
-<w:footnotes xmlns:wpc="http://schemas.microsoft.com/office/word/2010/wordprocessingCanvas" xmlns:cx="http://schemas.microsoft.com/office/drawing/2014/chartex" xmlns:cx1="http://schemas.microsoft.com/office/drawing/2015/9/8/chartex" xmlns:cx2="http://schemas.microsoft.com/office/drawing/2015/10/21/chartex" xmlns:cx3="http://schemas.microsoft.com/office/drawing/2016/5/9/chartex" xmlns:cx4="http://schemas.microsoft.com/office/drawing/2016/5/10/chartex" xmlns:cx5="http://schemas.microsoft.com/office/drawing/2016/5/11/chartex" xmlns:cx6="http://schemas.microsoft.com/office/drawing/2016/5/12/chartex" xmlns:cx7="http://schemas.microsoft.com/office/drawing/2016/5/13/chartex" xmlns:cx8="http://schemas.microsoft.com/office/drawing/2016/5/14/chartex" xmlns:mc="http://schemas.openxmlformats.org/markup-compatibility/2006" xmlns:aink="http://schemas.microsoft.com/office/drawing/2016/ink" xmlns:am3d="http://schemas.microsoft.com/office/drawing/2017/model3d" xmlns:o="urn:schemas-microsoft-com:office:office" xmlns:oel="http://schemas.microsoft.com/office/2019/extlst" xmlns:r="http://schemas.openxmlformats.org/officeDocument/2006/relationships" xmlns:m="http://schemas.openxmlformats.org/officeDocument/2006/math" xmlns:v="urn:schemas-microsoft-com:vml" xmlns:wp14="http://schemas.microsoft.com/office/word/2010/wordprocessingDrawing" xmlns:wp="http://schemas.openxmlformats.org/drawingml/2006/wordprocessingDrawing" xmlns:w10="urn:schemas-microsoft-com:office:word" xmlns:w="http://schemas.openxmlformats.org/wordprocessingml/2006/main" xmlns:w14="http://schemas.microsoft.com/office/word/2010/wordml" xmlns:w15="http://schemas.microsoft.com/office/word/2012/wordml" xmlns:w16cex="http://schemas.microsoft.com/office/word/2018/wordml/cex" xmlns:w16cid="http://schemas.microsoft.com/office/word/2016/wordml/cid" xmlns:w16="http://schemas.microsoft.com/office/word/2018/wordml" xmlns:w16du="http://schemas.microsoft.com/office/word/2023/wordml/word16du" xmlns:w16sdtdh="http://schemas.microsoft.com/office/word/2020/wordml/sdtdatahash" xmlns:w16sdtfl="http://schemas.microsoft.com/office/word/2024/wordml/sdtformatlock" xmlns:w16se="http://schemas.microsoft.com/office/word/2015/wordml/symex" xmlns:wpg="http://schemas.microsoft.com/office/word/2010/wordprocessingGroup" xmlns:wpi="http://schemas.microsoft.com/office/word/2010/wordprocessingInk" xmlns:wne="http://schemas.microsoft.com/office/word/2006/wordml" xmlns:wps="http://schemas.microsoft.com/office/word/2010/wordprocessingShape" mc:Ignorable="w14 w15 w16se w16cid w16 w16cex w16sdtdh w16sdtfl w16du wp14">
+<w:footnotes xmlns:wpc="http://schemas.microsoft.com/office/word/2010/wordprocessingCanvas" xmlns:cx="http://schemas.microsoft.com/office/drawing/2014/chartex" xmlns:cx1="http://schemas.microsoft.com/office/drawing/2015/9/8/chartex" xmlns:cx2="http://schemas.microsoft.com/office/drawing/2015/10/21/chartex" xmlns:cx3="http://schemas.microsoft.com/office/drawing/2016/5/9/chartex" xmlns:cx4="http://schemas.microsoft.com/office/drawing/2016/5/10/chartex" xmlns:cx5="http://schemas.microsoft.com/office/drawing/2016/5/11/chartex" xmlns:cx6="http://schemas.microsoft.com/office/drawing/2016/5/12/chartex" xmlns:cx7="http://schemas.microsoft.com/office/drawing/2016/5/13/chartex" xmlns:cx8="http://schemas.microsoft.com/office/drawing/2016/5/14/chartex" xmlns:mc="http://schemas.openxmlformats.org/markup-compatibility/2006" xmlns:aink="http://schemas.microsoft.com/office/drawing/2016/ink" xmlns:am3d="http://schemas.microsoft.com/office/drawing/2017/model3d" xmlns:o="urn:schemas-microsoft-com:office:office" xmlns:oel="http://schemas.microsoft.com/office/2019/extlst" xmlns:r="http://schemas.openxmlformats.org/officeDocument/2006/relationships" xmlns:m="http://schemas.openxmlformats.org/officeDocument/2006/math" xmlns:v="urn:schemas-microsoft-com:vml" xmlns:wp14="http://schemas.microsoft.com/office/word/2010/wordprocessingDrawing" xmlns:wp="http://schemas.openxmlformats.org/drawingml/2006/wordprocessingDrawing" xmlns:w10="urn:schemas-microsoft-com:office:word" xmlns:w="http://schemas.openxmlformats.org/wordprocessingml/2006/main" xmlns:w14="http://schemas.microsoft.com/office/word/2010/wordml" xmlns:w15="http://schemas.microsoft.com/office/word/2012/wordml" xmlns:w16cei="http://schemas.microsoft.com/office/word/2026/wordml/cei" xmlns:w16cex="http://schemas.microsoft.com/office/word/2018/wordml/cex" xmlns:w16cid="http://schemas.microsoft.com/office/word/2016/wordml/cid" xmlns:w16="http://schemas.microsoft.com/office/word/2018/wordml" xmlns:w16du="http://schemas.microsoft.com/office/word/2023/wordml/word16du" xmlns:w16sdtdh="http://schemas.microsoft.com/office/word/2020/wordml/sdtdatahash" xmlns:w16sdtfl="http://schemas.microsoft.com/office/word/2024/wordml/sdtformatlock" xmlns:w16se="http://schemas.microsoft.com/office/word/2015/wordml/symex" xmlns:wpg="http://schemas.microsoft.com/office/word/2010/wordprocessingGroup" xmlns:wpi="http://schemas.microsoft.com/office/word/2010/wordprocessingInk" xmlns:wne="http://schemas.microsoft.com/office/word/2006/wordml" xmlns:wps="http://schemas.microsoft.com/office/word/2010/wordprocessingShape" mc:Ignorable="w14 w15 w16se w16cid w16 w16cex w16sdtdh w16sdtfl w16du wp14">
   <w:footnote w:type="separator" w:id="-1">
     <w:p>
       <w:pPr>
@@ -7007,7 +6787,7 @@
 </file>
 
 <file path=word/header1.xml><?xml version="1.0" encoding="utf-8"?>
-<w:hdr xmlns:wpc="http://schemas.microsoft.com/office/word/2010/wordprocessingCanvas" xmlns:cx="http://schemas.microsoft.com/office/drawing/2014/chartex" xmlns:cx1="http://schemas.microsoft.com/office/drawing/2015/9/8/chartex" xmlns:cx2="http://schemas.microsoft.com/office/drawing/2015/10/21/chartex" xmlns:cx3="http://schemas.microsoft.com/office/drawing/2016/5/9/chartex" xmlns:cx4="http://schemas.microsoft.com/office/drawing/2016/5/10/chartex" xmlns:cx5="http://schemas.microsoft.com/office/drawing/2016/5/11/chartex" xmlns:cx6="http://schemas.microsoft.com/office/drawing/2016/5/12/chartex" xmlns:cx7="http://schemas.microsoft.com/office/drawing/2016/5/13/chartex" xmlns:cx8="http://schemas.microsoft.com/office/drawing/2016/5/14/chartex" xmlns:mc="http://schemas.openxmlformats.org/markup-compatibility/2006" xmlns:aink="http://schemas.microsoft.com/office/drawing/2016/ink" xmlns:am3d="http://schemas.microsoft.com/office/drawing/2017/model3d" xmlns:o="urn:schemas-microsoft-com:office:office" xmlns:oel="http://schemas.microsoft.com/office/2019/extlst" xmlns:r="http://schemas.openxmlformats.org/officeDocument/2006/relationships" xmlns:m="http://schemas.openxmlformats.org/officeDocument/2006/math" xmlns:v="urn:schemas-microsoft-com:vml" xmlns:wp14="http://schemas.microsoft.com/office/word/2010/wordprocessingDrawing" xmlns:wp="http://schemas.openxmlformats.org/drawingml/2006/wordprocessingDrawing" xmlns:w10="urn:schemas-microsoft-com:office:word" xmlns:w="http://schemas.openxmlformats.org/wordprocessingml/2006/main" xmlns:w14="http://schemas.microsoft.com/office/word/2010/wordml" xmlns:w15="http://schemas.microsoft.com/office/word/2012/wordml" xmlns:w16cex="http://schemas.microsoft.com/office/word/2018/wordml/cex" xmlns:w16cid="http://schemas.microsoft.com/office/word/2016/wordml/cid" xmlns:w16="http://schemas.microsoft.com/office/word/2018/wordml" xmlns:w16du="http://schemas.microsoft.com/office/word/2023/wordml/word16du" xmlns:w16sdtdh="http://schemas.microsoft.com/office/word/2020/wordml/sdtdatahash" xmlns:w16sdtfl="http://schemas.microsoft.com/office/word/2024/wordml/sdtformatlock" xmlns:w16se="http://schemas.microsoft.com/office/word/2015/wordml/symex" xmlns:wpg="http://schemas.microsoft.com/office/word/2010/wordprocessingGroup" xmlns:wpi="http://schemas.microsoft.com/office/word/2010/wordprocessingInk" xmlns:wne="http://schemas.microsoft.com/office/word/2006/wordml" xmlns:wps="http://schemas.microsoft.com/office/word/2010/wordprocessingShape" xmlns:a="http://schemas.openxmlformats.org/drawingml/2006/main" xmlns:pic="http://schemas.openxmlformats.org/drawingml/2006/picture" xmlns:a14="http://schemas.microsoft.com/office/drawing/2010/main" mc:Ignorable="w14 w15 w16se w16cid w16 w16cex w16sdtdh w16sdtfl w16du wp14">
+<w:hdr xmlns:wpc="http://schemas.microsoft.com/office/word/2010/wordprocessingCanvas" xmlns:cx="http://schemas.microsoft.com/office/drawing/2014/chartex" xmlns:cx1="http://schemas.microsoft.com/office/drawing/2015/9/8/chartex" xmlns:cx2="http://schemas.microsoft.com/office/drawing/2015/10/21/chartex" xmlns:cx3="http://schemas.microsoft.com/office/drawing/2016/5/9/chartex" xmlns:cx4="http://schemas.microsoft.com/office/drawing/2016/5/10/chartex" xmlns:cx5="http://schemas.microsoft.com/office/drawing/2016/5/11/chartex" xmlns:cx6="http://schemas.microsoft.com/office/drawing/2016/5/12/chartex" xmlns:cx7="http://schemas.microsoft.com/office/drawing/2016/5/13/chartex" xmlns:cx8="http://schemas.microsoft.com/office/drawing/2016/5/14/chartex" xmlns:mc="http://schemas.openxmlformats.org/markup-compatibility/2006" xmlns:aink="http://schemas.microsoft.com/office/drawing/2016/ink" xmlns:am3d="http://schemas.microsoft.com/office/drawing/2017/model3d" xmlns:o="urn:schemas-microsoft-com:office:office" xmlns:oel="http://schemas.microsoft.com/office/2019/extlst" xmlns:r="http://schemas.openxmlformats.org/officeDocument/2006/relationships" xmlns:m="http://schemas.openxmlformats.org/officeDocument/2006/math" xmlns:v="urn:schemas-microsoft-com:vml" xmlns:wp14="http://schemas.microsoft.com/office/word/2010/wordprocessingDrawing" xmlns:wp="http://schemas.openxmlformats.org/drawingml/2006/wordprocessingDrawing" xmlns:w10="urn:schemas-microsoft-com:office:word" xmlns:w="http://schemas.openxmlformats.org/wordprocessingml/2006/main" xmlns:w14="http://schemas.microsoft.com/office/word/2010/wordml" xmlns:w15="http://schemas.microsoft.com/office/word/2012/wordml" xmlns:w16cei="http://schemas.microsoft.com/office/word/2026/wordml/cei" xmlns:w16cex="http://schemas.microsoft.com/office/word/2018/wordml/cex" xmlns:w16cid="http://schemas.microsoft.com/office/word/2016/wordml/cid" xmlns:w16="http://schemas.microsoft.com/office/word/2018/wordml" xmlns:w16du="http://schemas.microsoft.com/office/word/2023/wordml/word16du" xmlns:w16sdtdh="http://schemas.microsoft.com/office/word/2020/wordml/sdtdatahash" xmlns:w16sdtfl="http://schemas.microsoft.com/office/word/2024/wordml/sdtformatlock" xmlns:w16se="http://schemas.microsoft.com/office/word/2015/wordml/symex" xmlns:wpg="http://schemas.microsoft.com/office/word/2010/wordprocessingGroup" xmlns:wpi="http://schemas.microsoft.com/office/word/2010/wordprocessingInk" xmlns:wne="http://schemas.microsoft.com/office/word/2006/wordml" xmlns:wps="http://schemas.microsoft.com/office/word/2010/wordprocessingShape" mc:Ignorable="w14 w15 w16se w16cid w16 w16cex w16sdtdh w16sdtfl w16du wp14">
   <w:p>
     <w:pPr>
       <w:pBdr>
@@ -7098,7 +6878,7 @@
 </file>
 
 <file path=word/numbering.xml><?xml version="1.0" encoding="utf-8"?>
-<w:numbering xmlns:wpc="http://schemas.microsoft.com/office/word/2010/wordprocessingCanvas" xmlns:cx="http://schemas.microsoft.com/office/drawing/2014/chartex" xmlns:cx1="http://schemas.microsoft.com/office/drawing/2015/9/8/chartex" xmlns:cx2="http://schemas.microsoft.com/office/drawing/2015/10/21/chartex" xmlns:cx3="http://schemas.microsoft.com/office/drawing/2016/5/9/chartex" xmlns:cx4="http://schemas.microsoft.com/office/drawing/2016/5/10/chartex" xmlns:cx5="http://schemas.microsoft.com/office/drawing/2016/5/11/chartex" xmlns:cx6="http://schemas.microsoft.com/office/drawing/2016/5/12/chartex" xmlns:cx7="http://schemas.microsoft.com/office/drawing/2016/5/13/chartex" xmlns:cx8="http://schemas.microsoft.com/office/drawing/2016/5/14/chartex" xmlns:mc="http://schemas.openxmlformats.org/markup-compatibility/2006" xmlns:aink="http://schemas.microsoft.com/office/drawing/2016/ink" xmlns:am3d="http://schemas.microsoft.com/office/drawing/2017/model3d" xmlns:o="urn:schemas-microsoft-com:office:office" xmlns:oel="http://schemas.microsoft.com/office/2019/extlst" xmlns:r="http://schemas.openxmlformats.org/officeDocument/2006/relationships" xmlns:m="http://schemas.openxmlformats.org/officeDocument/2006/math" xmlns:v="urn:schemas-microsoft-com:vml" xmlns:wp14="http://schemas.microsoft.com/office/word/2010/wordprocessingDrawing" xmlns:wp="http://schemas.openxmlformats.org/drawingml/2006/wordprocessingDrawing" xmlns:w10="urn:schemas-microsoft-com:office:word" xmlns:w="http://schemas.openxmlformats.org/wordprocessingml/2006/main" xmlns:w14="http://schemas.microsoft.com/office/word/2010/wordml" xmlns:w15="http://schemas.microsoft.com/office/word/2012/wordml" xmlns:w16cex="http://schemas.microsoft.com/office/word/2018/wordml/cex" xmlns:w16cid="http://schemas.microsoft.com/office/word/2016/wordml/cid" xmlns:w16="http://schemas.microsoft.com/office/word/2018/wordml" xmlns:w16du="http://schemas.microsoft.com/office/word/2023/wordml/word16du" xmlns:w16sdtdh="http://schemas.microsoft.com/office/word/2020/wordml/sdtdatahash" xmlns:w16sdtfl="http://schemas.microsoft.com/office/word/2024/wordml/sdtformatlock" xmlns:w16se="http://schemas.microsoft.com/office/word/2015/wordml/symex" xmlns:wpg="http://schemas.microsoft.com/office/word/2010/wordprocessingGroup" xmlns:wpi="http://schemas.microsoft.com/office/word/2010/wordprocessingInk" xmlns:wne="http://schemas.microsoft.com/office/word/2006/wordml" xmlns:wps="http://schemas.microsoft.com/office/word/2010/wordprocessingShape" mc:Ignorable="w14 w15 w16se w16cid w16 w16cex w16sdtdh w16sdtfl w16du wp14">
+<w:numbering xmlns:wpc="http://schemas.microsoft.com/office/word/2010/wordprocessingCanvas" xmlns:cx="http://schemas.microsoft.com/office/drawing/2014/chartex" xmlns:cx1="http://schemas.microsoft.com/office/drawing/2015/9/8/chartex" xmlns:cx2="http://schemas.microsoft.com/office/drawing/2015/10/21/chartex" xmlns:cx3="http://schemas.microsoft.com/office/drawing/2016/5/9/chartex" xmlns:cx4="http://schemas.microsoft.com/office/drawing/2016/5/10/chartex" xmlns:cx5="http://schemas.microsoft.com/office/drawing/2016/5/11/chartex" xmlns:cx6="http://schemas.microsoft.com/office/drawing/2016/5/12/chartex" xmlns:cx7="http://schemas.microsoft.com/office/drawing/2016/5/13/chartex" xmlns:cx8="http://schemas.microsoft.com/office/drawing/2016/5/14/chartex" xmlns:mc="http://schemas.openxmlformats.org/markup-compatibility/2006" xmlns:aink="http://schemas.microsoft.com/office/drawing/2016/ink" xmlns:am3d="http://schemas.microsoft.com/office/drawing/2017/model3d" xmlns:o="urn:schemas-microsoft-com:office:office" xmlns:oel="http://schemas.microsoft.com/office/2019/extlst" xmlns:r="http://schemas.openxmlformats.org/officeDocument/2006/relationships" xmlns:m="http://schemas.openxmlformats.org/officeDocument/2006/math" xmlns:v="urn:schemas-microsoft-com:vml" xmlns:wp14="http://schemas.microsoft.com/office/word/2010/wordprocessingDrawing" xmlns:wp="http://schemas.openxmlformats.org/drawingml/2006/wordprocessingDrawing" xmlns:w10="urn:schemas-microsoft-com:office:word" xmlns:w="http://schemas.openxmlformats.org/wordprocessingml/2006/main" xmlns:w14="http://schemas.microsoft.com/office/word/2010/wordml" xmlns:w15="http://schemas.microsoft.com/office/word/2012/wordml" xmlns:w16cei="http://schemas.microsoft.com/office/word/2026/wordml/cei" xmlns:w16cex="http://schemas.microsoft.com/office/word/2018/wordml/cex" xmlns:w16cid="http://schemas.microsoft.com/office/word/2016/wordml/cid" xmlns:w16="http://schemas.microsoft.com/office/word/2018/wordml" xmlns:w16du="http://schemas.microsoft.com/office/word/2023/wordml/word16du" xmlns:w16sdtdh="http://schemas.microsoft.com/office/word/2020/wordml/sdtdatahash" xmlns:w16sdtfl="http://schemas.microsoft.com/office/word/2024/wordml/sdtformatlock" xmlns:w16se="http://schemas.microsoft.com/office/word/2015/wordml/symex" xmlns:wpg="http://schemas.microsoft.com/office/word/2010/wordprocessingGroup" xmlns:wpi="http://schemas.microsoft.com/office/word/2010/wordprocessingInk" xmlns:wne="http://schemas.microsoft.com/office/word/2006/wordml" xmlns:wps="http://schemas.microsoft.com/office/word/2010/wordprocessingShape" mc:Ignorable="w14 w15 w16se w16cid w16 w16cex w16sdtdh w16sdtfl w16du wp14">
   <w:abstractNum w:abstractNumId="0" w15:restartNumberingAfterBreak="0">
     <w:nsid w:val="0B0D2DA0"/>
     <w:multiLevelType w:val="multilevel"/>
@@ -7201,7 +6981,7 @@
         <w:ind w:left="786" w:hanging="360"/>
       </w:pPr>
       <w:rPr>
-        <w:rFonts w:ascii="Calibri" w:hAnsi="Calibri" w:eastAsia="Calibri" w:cs="Calibri"/>
+        <w:rFonts w:ascii="Calibri" w:eastAsia="Calibri" w:hAnsi="Calibri" w:cs="Calibri"/>
         <w:b/>
         <w:sz w:val="24"/>
         <w:szCs w:val="24"/>
@@ -7382,7 +7162,7 @@
         <w:ind w:left="720" w:hanging="360"/>
       </w:pPr>
       <w:rPr>
-        <w:rFonts w:ascii="Calibri" w:hAnsi="Calibri" w:eastAsia="Calibri" w:cs="Calibri"/>
+        <w:rFonts w:ascii="Calibri" w:eastAsia="Calibri" w:hAnsi="Calibri" w:cs="Calibri"/>
         <w:b/>
       </w:rPr>
     </w:lvl>
@@ -7472,7 +7252,7 @@
         <w:ind w:left="8157" w:hanging="360"/>
       </w:pPr>
       <w:rPr>
-        <w:rFonts w:ascii="Calibri" w:hAnsi="Calibri" w:eastAsia="Calibri" w:cs="Calibri"/>
+        <w:rFonts w:ascii="Calibri" w:eastAsia="Calibri" w:hAnsi="Calibri" w:cs="Calibri"/>
         <w:b/>
         <w:sz w:val="22"/>
         <w:szCs w:val="22"/>
@@ -7570,11 +7350,11 @@
 </file>
 
 <file path=word/styles.xml><?xml version="1.0" encoding="utf-8"?>
-<w:styles xmlns:wp14="http://schemas.microsoft.com/office/word/2010/wordprocessingDrawing" xmlns:mc="http://schemas.openxmlformats.org/markup-compatibility/2006" xmlns:r="http://schemas.openxmlformats.org/officeDocument/2006/relationships" xmlns:w="http://schemas.openxmlformats.org/wordprocessingml/2006/main" xmlns:w14="http://schemas.microsoft.com/office/word/2010/wordml" xmlns:w15="http://schemas.microsoft.com/office/word/2012/wordml" xmlns:w16cex="http://schemas.microsoft.com/office/word/2018/wordml/cex" xmlns:w16cid="http://schemas.microsoft.com/office/word/2016/wordml/cid" xmlns:w16="http://schemas.microsoft.com/office/word/2018/wordml" xmlns:w16du="http://schemas.microsoft.com/office/word/2023/wordml/word16du" xmlns:w16sdtdh="http://schemas.microsoft.com/office/word/2020/wordml/sdtdatahash" xmlns:w16sdtfl="http://schemas.microsoft.com/office/word/2024/wordml/sdtformatlock" xmlns:w16se="http://schemas.microsoft.com/office/word/2015/wordml/symex" mc:Ignorable="w14 w15 w16se w16cid w16 w16cex w16sdtdh w16sdtfl w16du wp14">
+<w:styles xmlns:mc="http://schemas.openxmlformats.org/markup-compatibility/2006" xmlns:r="http://schemas.openxmlformats.org/officeDocument/2006/relationships" xmlns:w="http://schemas.openxmlformats.org/wordprocessingml/2006/main" xmlns:w14="http://schemas.microsoft.com/office/word/2010/wordml" xmlns:w15="http://schemas.microsoft.com/office/word/2012/wordml" xmlns:w16cex="http://schemas.microsoft.com/office/word/2018/wordml/cex" xmlns:w16cid="http://schemas.microsoft.com/office/word/2016/wordml/cid" xmlns:w16="http://schemas.microsoft.com/office/word/2018/wordml" xmlns:w16du="http://schemas.microsoft.com/office/word/2023/wordml/word16du" xmlns:w16sdtdh="http://schemas.microsoft.com/office/word/2020/wordml/sdtdatahash" xmlns:w16sdtfl="http://schemas.microsoft.com/office/word/2024/wordml/sdtformatlock" xmlns:w16se="http://schemas.microsoft.com/office/word/2015/wordml/symex" mc:Ignorable="w14 w15 w16se w16cid w16 w16cex w16sdtdh w16sdtfl w16du">
   <w:docDefaults>
     <w:rPrDefault>
       <w:rPr>
-        <w:rFonts w:ascii="Calibri" w:hAnsi="Calibri" w:eastAsia="Calibri" w:cs="Calibri"/>
+        <w:rFonts w:ascii="Calibri" w:eastAsia="Calibri" w:hAnsi="Calibri" w:cs="Calibri"/>
         <w:sz w:val="22"/>
         <w:szCs w:val="22"/>
         <w:lang w:val="pt-BR" w:eastAsia="pt-BR" w:bidi="ar-SA"/>
@@ -7589,14 +7369,14 @@
   <w:latentStyles w:defLockedState="0" w:defUIPriority="99" w:defSemiHidden="0" w:defUnhideWhenUsed="0" w:defQFormat="0" w:count="376">
     <w:lsdException w:name="Normal" w:uiPriority="0" w:qFormat="1"/>
     <w:lsdException w:name="heading 1" w:uiPriority="9" w:qFormat="1"/>
-    <w:lsdException w:name="heading 2" w:uiPriority="9" w:semiHidden="1" w:unhideWhenUsed="1" w:qFormat="1"/>
-    <w:lsdException w:name="heading 3" w:uiPriority="9" w:semiHidden="1" w:unhideWhenUsed="1" w:qFormat="1"/>
-    <w:lsdException w:name="heading 4" w:uiPriority="9" w:semiHidden="1" w:unhideWhenUsed="1" w:qFormat="1"/>
-    <w:lsdException w:name="heading 5" w:uiPriority="9" w:semiHidden="1" w:unhideWhenUsed="1" w:qFormat="1"/>
-    <w:lsdException w:name="heading 6" w:uiPriority="9" w:semiHidden="1" w:unhideWhenUsed="1" w:qFormat="1"/>
-    <w:lsdException w:name="heading 7" w:uiPriority="9" w:semiHidden="1" w:unhideWhenUsed="1" w:qFormat="1"/>
-    <w:lsdException w:name="heading 8" w:uiPriority="9" w:semiHidden="1" w:unhideWhenUsed="1" w:qFormat="1"/>
-    <w:lsdException w:name="heading 9" w:uiPriority="9" w:semiHidden="1" w:unhideWhenUsed="1" w:qFormat="1"/>
+    <w:lsdException w:name="heading 2" w:semiHidden="1" w:uiPriority="9" w:unhideWhenUsed="1" w:qFormat="1"/>
+    <w:lsdException w:name="heading 3" w:semiHidden="1" w:uiPriority="9" w:unhideWhenUsed="1" w:qFormat="1"/>
+    <w:lsdException w:name="heading 4" w:semiHidden="1" w:uiPriority="9" w:unhideWhenUsed="1" w:qFormat="1"/>
+    <w:lsdException w:name="heading 5" w:semiHidden="1" w:uiPriority="9" w:unhideWhenUsed="1" w:qFormat="1"/>
+    <w:lsdException w:name="heading 6" w:semiHidden="1" w:uiPriority="9" w:unhideWhenUsed="1" w:qFormat="1"/>
+    <w:lsdException w:name="heading 7" w:semiHidden="1" w:uiPriority="9" w:unhideWhenUsed="1" w:qFormat="1"/>
+    <w:lsdException w:name="heading 8" w:semiHidden="1" w:uiPriority="9" w:unhideWhenUsed="1" w:qFormat="1"/>
+    <w:lsdException w:name="heading 9" w:semiHidden="1" w:uiPriority="9" w:unhideWhenUsed="1" w:qFormat="1"/>
     <w:lsdException w:name="index 1" w:semiHidden="1" w:unhideWhenUsed="1"/>
     <w:lsdException w:name="index 2" w:semiHidden="1" w:unhideWhenUsed="1"/>
     <w:lsdException w:name="index 3" w:semiHidden="1" w:unhideWhenUsed="1"/>
@@ -7606,22 +7386,22 @@
     <w:lsdException w:name="index 7" w:semiHidden="1" w:unhideWhenUsed="1"/>
     <w:lsdException w:name="index 8" w:semiHidden="1" w:unhideWhenUsed="1"/>
     <w:lsdException w:name="index 9" w:semiHidden="1" w:unhideWhenUsed="1"/>
-    <w:lsdException w:name="toc 1" w:uiPriority="39" w:semiHidden="1" w:unhideWhenUsed="1"/>
-    <w:lsdException w:name="toc 2" w:uiPriority="39" w:semiHidden="1" w:unhideWhenUsed="1"/>
-    <w:lsdException w:name="toc 3" w:uiPriority="39" w:semiHidden="1" w:unhideWhenUsed="1"/>
-    <w:lsdException w:name="toc 4" w:uiPriority="39" w:semiHidden="1" w:unhideWhenUsed="1"/>
-    <w:lsdException w:name="toc 5" w:uiPriority="39" w:semiHidden="1" w:unhideWhenUsed="1"/>
-    <w:lsdException w:name="toc 6" w:uiPriority="39" w:semiHidden="1" w:unhideWhenUsed="1"/>
-    <w:lsdException w:name="toc 7" w:uiPriority="39" w:semiHidden="1" w:unhideWhenUsed="1"/>
-    <w:lsdException w:name="toc 8" w:uiPriority="39" w:semiHidden="1" w:unhideWhenUsed="1"/>
-    <w:lsdException w:name="toc 9" w:uiPriority="39" w:semiHidden="1" w:unhideWhenUsed="1"/>
+    <w:lsdException w:name="toc 1" w:semiHidden="1" w:uiPriority="39" w:unhideWhenUsed="1"/>
+    <w:lsdException w:name="toc 2" w:semiHidden="1" w:uiPriority="39" w:unhideWhenUsed="1"/>
+    <w:lsdException w:name="toc 3" w:semiHidden="1" w:uiPriority="39" w:unhideWhenUsed="1"/>
+    <w:lsdException w:name="toc 4" w:semiHidden="1" w:uiPriority="39" w:unhideWhenUsed="1"/>
+    <w:lsdException w:name="toc 5" w:semiHidden="1" w:uiPriority="39" w:unhideWhenUsed="1"/>
+    <w:lsdException w:name="toc 6" w:semiHidden="1" w:uiPriority="39" w:unhideWhenUsed="1"/>
+    <w:lsdException w:name="toc 7" w:semiHidden="1" w:uiPriority="39" w:unhideWhenUsed="1"/>
+    <w:lsdException w:name="toc 8" w:semiHidden="1" w:uiPriority="39" w:unhideWhenUsed="1"/>
+    <w:lsdException w:name="toc 9" w:semiHidden="1" w:uiPriority="39" w:unhideWhenUsed="1"/>
     <w:lsdException w:name="Normal Indent" w:semiHidden="1" w:unhideWhenUsed="1"/>
     <w:lsdException w:name="footnote text" w:semiHidden="1" w:unhideWhenUsed="1"/>
     <w:lsdException w:name="annotation text" w:semiHidden="1" w:unhideWhenUsed="1"/>
     <w:lsdException w:name="header" w:semiHidden="1" w:unhideWhenUsed="1"/>
     <w:lsdException w:name="footer" w:semiHidden="1" w:unhideWhenUsed="1"/>
     <w:lsdException w:name="index heading" w:semiHidden="1" w:unhideWhenUsed="1"/>
-    <w:lsdException w:name="caption" w:uiPriority="35" w:semiHidden="1" w:unhideWhenUsed="1" w:qFormat="1"/>
+    <w:lsdException w:name="caption" w:semiHidden="1" w:uiPriority="35" w:unhideWhenUsed="1" w:qFormat="1"/>
     <w:lsdException w:name="table of figures" w:semiHidden="1" w:unhideWhenUsed="1"/>
     <w:lsdException w:name="envelope address" w:semiHidden="1" w:unhideWhenUsed="1"/>
     <w:lsdException w:name="envelope return" w:semiHidden="1" w:unhideWhenUsed="1"/>
@@ -7652,7 +7432,7 @@
     <w:lsdException w:name="Title" w:uiPriority="10" w:qFormat="1"/>
     <w:lsdException w:name="Closing" w:semiHidden="1" w:unhideWhenUsed="1"/>
     <w:lsdException w:name="Signature" w:semiHidden="1" w:unhideWhenUsed="1"/>
-    <w:lsdException w:name="Default Paragraph Font" w:uiPriority="1" w:semiHidden="1" w:unhideWhenUsed="1"/>
+    <w:lsdException w:name="Default Paragraph Font" w:semiHidden="1" w:uiPriority="1" w:unhideWhenUsed="1"/>
     <w:lsdException w:name="Body Text" w:semiHidden="1" w:unhideWhenUsed="1"/>
     <w:lsdException w:name="Body Text Indent" w:semiHidden="1" w:unhideWhenUsed="1"/>
     <w:lsdException w:name="List Continue" w:semiHidden="1" w:unhideWhenUsed="1"/>
@@ -7852,8 +7632,8 @@
     <w:lsdException w:name="Subtle Reference" w:uiPriority="31" w:qFormat="1"/>
     <w:lsdException w:name="Intense Reference" w:uiPriority="32" w:qFormat="1"/>
     <w:lsdException w:name="Book Title" w:uiPriority="33" w:qFormat="1"/>
-    <w:lsdException w:name="Bibliography" w:uiPriority="37" w:semiHidden="1" w:unhideWhenUsed="1"/>
-    <w:lsdException w:name="TOC Heading" w:uiPriority="39" w:semiHidden="1" w:unhideWhenUsed="1" w:qFormat="1"/>
+    <w:lsdException w:name="Bibliography" w:semiHidden="1" w:uiPriority="37" w:unhideWhenUsed="1"/>
+    <w:lsdException w:name="TOC Heading" w:semiHidden="1" w:uiPriority="39" w:unhideWhenUsed="1" w:qFormat="1"/>
     <w:lsdException w:name="Plain Table 1" w:uiPriority="41"/>
     <w:lsdException w:name="Plain Table 2" w:uiPriority="42"/>
     <w:lsdException w:name="Plain Table 3" w:uiPriority="43"/>
@@ -7964,12 +7744,12 @@
     <w:lsdException w:name="Unresolved Mention" w:semiHidden="1" w:unhideWhenUsed="1"/>
     <w:lsdException w:name="Smart Link" w:semiHidden="1" w:unhideWhenUsed="1"/>
   </w:latentStyles>
-  <w:style w:type="paragraph" w:styleId="Normal" w:default="1">
+  <w:style w:type="paragraph" w:default="1" w:styleId="Normal">
     <w:name w:val="Normal"/>
     <w:qFormat/>
     <w:rsid w:val="00001955"/>
   </w:style>
-  <w:style w:type="paragraph" w:styleId="Ttulo1">
+  <w:style w:type="paragraph" w:styleId="Heading1">
     <w:name w:val="heading 1"/>
     <w:basedOn w:val="Normal"/>
     <w:next w:val="Normal"/>
@@ -7987,11 +7767,11 @@
       <w:szCs w:val="48"/>
     </w:rPr>
   </w:style>
-  <w:style w:type="paragraph" w:styleId="Ttulo2">
+  <w:style w:type="paragraph" w:styleId="Heading2">
     <w:name w:val="heading 2"/>
     <w:basedOn w:val="Normal"/>
     <w:next w:val="Normal"/>
-    <w:link w:val="Ttulo2Char"/>
+    <w:link w:val="Heading2Char"/>
     <w:uiPriority w:val="9"/>
     <w:semiHidden/>
     <w:unhideWhenUsed/>
@@ -8005,7 +7785,7 @@
       <w:outlineLvl w:val="1"/>
     </w:pPr>
     <w:rPr>
-      <w:rFonts w:eastAsia="Times New Roman" w:asciiTheme="majorHAnsi" w:hAnsiTheme="majorHAnsi" w:cstheme="majorHAnsi"/>
+      <w:rFonts w:asciiTheme="majorHAnsi" w:eastAsia="Times New Roman" w:hAnsiTheme="majorHAnsi" w:cstheme="majorHAnsi"/>
       <w:b/>
       <w:bCs/>
       <w:color w:val="000000" w:themeColor="text1"/>
@@ -8013,7 +7793,7 @@
       <w:szCs w:val="28"/>
     </w:rPr>
   </w:style>
-  <w:style w:type="paragraph" w:styleId="Ttulo3">
+  <w:style w:type="paragraph" w:styleId="Heading3">
     <w:name w:val="heading 3"/>
     <w:basedOn w:val="Normal"/>
     <w:next w:val="Normal"/>
@@ -8033,7 +7813,7 @@
       <w:szCs w:val="28"/>
     </w:rPr>
   </w:style>
-  <w:style w:type="paragraph" w:styleId="Ttulo4">
+  <w:style w:type="paragraph" w:styleId="Heading4">
     <w:name w:val="heading 4"/>
     <w:basedOn w:val="Normal"/>
     <w:next w:val="Normal"/>
@@ -8053,7 +7833,7 @@
       <w:szCs w:val="24"/>
     </w:rPr>
   </w:style>
-  <w:style w:type="paragraph" w:styleId="Ttulo5">
+  <w:style w:type="paragraph" w:styleId="Heading5">
     <w:name w:val="heading 5"/>
     <w:basedOn w:val="Normal"/>
     <w:next w:val="Normal"/>
@@ -8071,7 +7851,7 @@
       <w:b/>
     </w:rPr>
   </w:style>
-  <w:style w:type="paragraph" w:styleId="Ttulo6">
+  <w:style w:type="paragraph" w:styleId="Heading6">
     <w:name w:val="heading 6"/>
     <w:basedOn w:val="Normal"/>
     <w:next w:val="Normal"/>
@@ -8091,12 +7871,13 @@
       <w:szCs w:val="20"/>
     </w:rPr>
   </w:style>
-  <w:style w:type="character" w:styleId="Fontepargpadro" w:default="1">
+  <w:style w:type="character" w:default="1" w:styleId="DefaultParagraphFont">
     <w:name w:val="Default Paragraph Font"/>
     <w:uiPriority w:val="1"/>
+    <w:semiHidden/>
     <w:unhideWhenUsed/>
   </w:style>
-  <w:style w:type="table" w:styleId="Tabelanormal" w:default="1">
+  <w:style w:type="table" w:default="1" w:styleId="TableNormal">
     <w:name w:val="Normal Table"/>
     <w:uiPriority w:val="99"/>
     <w:semiHidden/>
@@ -8111,14 +7892,14 @@
       </w:tblCellMar>
     </w:tblPr>
   </w:style>
-  <w:style w:type="numbering" w:styleId="Semlista" w:default="1">
+  <w:style w:type="numbering" w:default="1" w:styleId="NoList">
     <w:name w:val="No List"/>
     <w:uiPriority w:val="99"/>
     <w:semiHidden/>
     <w:unhideWhenUsed/>
   </w:style>
-  <w:style w:type="table" w:styleId="TableNormal" w:customStyle="1">
-    <w:name w:val="Table Normal"/>
+  <w:style w:type="table" w:customStyle="1" w:styleId="TableNormal1">
+    <w:name w:val="Table Normal1"/>
     <w:tblPr>
       <w:tblCellMar>
         <w:top w:w="0" w:type="dxa"/>
@@ -8128,10 +7909,10 @@
       </w:tblCellMar>
     </w:tblPr>
   </w:style>
-  <w:style w:type="paragraph" w:styleId="Ttulo">
+  <w:style w:type="paragraph" w:styleId="Title">
     <w:name w:val="Title"/>
     <w:basedOn w:val="Normal"/>
-    <w:link w:val="TtuloChar"/>
+    <w:link w:val="TitleChar"/>
     <w:uiPriority w:val="10"/>
     <w:qFormat/>
     <w:rsid w:val="001D73C5"/>
@@ -8142,11 +7923,11 @@
       <w:spacing w:after="0" w:line="240" w:lineRule="auto"/>
     </w:pPr>
     <w:rPr>
-      <w:rFonts w:ascii="Times New Roman" w:hAnsi="Times New Roman" w:eastAsia="Times New Roman" w:cs="Times New Roman"/>
+      <w:rFonts w:ascii="Times New Roman" w:eastAsia="Times New Roman" w:hAnsi="Times New Roman" w:cs="Times New Roman"/>
       <w:lang w:val="en-US"/>
     </w:rPr>
   </w:style>
-  <w:style w:type="table" w:styleId="TableNormal0" w:customStyle="1">
+  <w:style w:type="table" w:customStyle="1" w:styleId="TableNormal0">
     <w:name w:val="Table Normal0"/>
     <w:tblPr>
       <w:tblCellMar>
@@ -8157,10 +7938,10 @@
       </w:tblCellMar>
     </w:tblPr>
   </w:style>
-  <w:style w:type="paragraph" w:styleId="Cabealho">
+  <w:style w:type="paragraph" w:styleId="Header">
     <w:name w:val="header"/>
     <w:basedOn w:val="Normal"/>
-    <w:link w:val="CabealhoChar"/>
+    <w:link w:val="HeaderChar"/>
     <w:uiPriority w:val="99"/>
     <w:unhideWhenUsed/>
     <w:rsid w:val="00D54A95"/>
@@ -8172,17 +7953,17 @@
       <w:spacing w:after="0" w:line="240" w:lineRule="auto"/>
     </w:pPr>
   </w:style>
-  <w:style w:type="character" w:styleId="CabealhoChar" w:customStyle="1">
-    <w:name w:val="Cabeçalho Char"/>
-    <w:basedOn w:val="Fontepargpadro"/>
-    <w:link w:val="Cabealho"/>
+  <w:style w:type="character" w:customStyle="1" w:styleId="HeaderChar">
+    <w:name w:val="Header Char"/>
+    <w:basedOn w:val="DefaultParagraphFont"/>
+    <w:link w:val="Header"/>
     <w:uiPriority w:val="99"/>
     <w:rsid w:val="00D54A95"/>
   </w:style>
-  <w:style w:type="paragraph" w:styleId="Rodap">
+  <w:style w:type="paragraph" w:styleId="Footer">
     <w:name w:val="footer"/>
     <w:basedOn w:val="Normal"/>
-    <w:link w:val="RodapChar"/>
+    <w:link w:val="FooterChar"/>
     <w:uiPriority w:val="99"/>
     <w:unhideWhenUsed/>
     <w:rsid w:val="00D54A95"/>
@@ -8194,16 +7975,16 @@
       <w:spacing w:after="0" w:line="240" w:lineRule="auto"/>
     </w:pPr>
   </w:style>
-  <w:style w:type="character" w:styleId="RodapChar" w:customStyle="1">
-    <w:name w:val="Rodapé Char"/>
-    <w:basedOn w:val="Fontepargpadro"/>
-    <w:link w:val="Rodap"/>
+  <w:style w:type="character" w:customStyle="1" w:styleId="FooterChar">
+    <w:name w:val="Footer Char"/>
+    <w:basedOn w:val="DefaultParagraphFont"/>
+    <w:link w:val="Footer"/>
     <w:uiPriority w:val="99"/>
     <w:rsid w:val="00D54A95"/>
   </w:style>
-  <w:style w:type="table" w:styleId="Tabelacomgrade">
+  <w:style w:type="table" w:styleId="TableGrid">
     <w:name w:val="Table Grid"/>
-    <w:basedOn w:val="Tabelanormal"/>
+    <w:basedOn w:val="TableNormal"/>
     <w:uiPriority w:val="39"/>
     <w:rsid w:val="0011540A"/>
     <w:pPr>
@@ -8211,16 +7992,16 @@
     </w:pPr>
     <w:tblPr>
       <w:tblBorders>
-        <w:top w:val="single" w:color="auto" w:sz="4" w:space="0"/>
-        <w:left w:val="single" w:color="auto" w:sz="4" w:space="0"/>
-        <w:bottom w:val="single" w:color="auto" w:sz="4" w:space="0"/>
-        <w:right w:val="single" w:color="auto" w:sz="4" w:space="0"/>
-        <w:insideH w:val="single" w:color="auto" w:sz="4" w:space="0"/>
-        <w:insideV w:val="single" w:color="auto" w:sz="4" w:space="0"/>
+        <w:top w:val="single" w:sz="4" w:space="0" w:color="auto"/>
+        <w:left w:val="single" w:sz="4" w:space="0" w:color="auto"/>
+        <w:bottom w:val="single" w:sz="4" w:space="0" w:color="auto"/>
+        <w:right w:val="single" w:sz="4" w:space="0" w:color="auto"/>
+        <w:insideH w:val="single" w:sz="4" w:space="0" w:color="auto"/>
+        <w:insideV w:val="single" w:sz="4" w:space="0" w:color="auto"/>
       </w:tblBorders>
     </w:tblPr>
   </w:style>
-  <w:style w:type="paragraph" w:styleId="PargrafodaLista">
+  <w:style w:type="paragraph" w:styleId="ListParagraph">
     <w:name w:val="List Paragraph"/>
     <w:basedOn w:val="Normal"/>
     <w:uiPriority w:val="34"/>
@@ -8231,10 +8012,10 @@
       <w:contextualSpacing/>
     </w:pPr>
   </w:style>
-  <w:style w:type="paragraph" w:styleId="Textodebalo">
+  <w:style w:type="paragraph" w:styleId="BalloonText">
     <w:name w:val="Balloon Text"/>
     <w:basedOn w:val="Normal"/>
-    <w:link w:val="TextodebaloChar"/>
+    <w:link w:val="BalloonTextChar"/>
     <w:uiPriority w:val="99"/>
     <w:semiHidden/>
     <w:unhideWhenUsed/>
@@ -8248,10 +8029,10 @@
       <w:szCs w:val="18"/>
     </w:rPr>
   </w:style>
-  <w:style w:type="character" w:styleId="TextodebaloChar" w:customStyle="1">
-    <w:name w:val="Texto de balão Char"/>
-    <w:basedOn w:val="Fontepargpadro"/>
-    <w:link w:val="Textodebalo"/>
+  <w:style w:type="character" w:customStyle="1" w:styleId="BalloonTextChar">
+    <w:name w:val="Balloon Text Char"/>
+    <w:basedOn w:val="DefaultParagraphFont"/>
+    <w:link w:val="BalloonText"/>
     <w:uiPriority w:val="99"/>
     <w:semiHidden/>
     <w:rsid w:val="00EE3E45"/>
@@ -8261,14 +8042,14 @@
       <w:szCs w:val="18"/>
     </w:rPr>
   </w:style>
-  <w:style w:type="character" w:styleId="Ttulo2Char" w:customStyle="1">
-    <w:name w:val="Título 2 Char"/>
-    <w:basedOn w:val="Fontepargpadro"/>
-    <w:link w:val="Ttulo2"/>
+  <w:style w:type="character" w:customStyle="1" w:styleId="Heading2Char">
+    <w:name w:val="Heading 2 Char"/>
+    <w:basedOn w:val="DefaultParagraphFont"/>
+    <w:link w:val="Heading2"/>
     <w:uiPriority w:val="9"/>
     <w:rsid w:val="001D73C5"/>
     <w:rPr>
-      <w:rFonts w:eastAsia="Times New Roman" w:asciiTheme="majorHAnsi" w:hAnsiTheme="majorHAnsi" w:cstheme="majorHAnsi"/>
+      <w:rFonts w:asciiTheme="majorHAnsi" w:eastAsia="Times New Roman" w:hAnsiTheme="majorHAnsi" w:cstheme="majorHAnsi"/>
       <w:b/>
       <w:bCs/>
       <w:color w:val="000000" w:themeColor="text1"/>
@@ -8277,21 +8058,21 @@
       <w:lang w:eastAsia="pt-BR"/>
     </w:rPr>
   </w:style>
-  <w:style w:type="character" w:styleId="TtuloChar" w:customStyle="1">
-    <w:name w:val="Título Char"/>
-    <w:basedOn w:val="Fontepargpadro"/>
-    <w:link w:val="Ttulo"/>
+  <w:style w:type="character" w:customStyle="1" w:styleId="TitleChar">
+    <w:name w:val="Title Char"/>
+    <w:basedOn w:val="DefaultParagraphFont"/>
+    <w:link w:val="Title"/>
     <w:uiPriority w:val="10"/>
     <w:rsid w:val="001D73C5"/>
     <w:rPr>
-      <w:rFonts w:ascii="Times New Roman" w:hAnsi="Times New Roman" w:eastAsia="Times New Roman" w:cs="Times New Roman"/>
+      <w:rFonts w:ascii="Times New Roman" w:eastAsia="Times New Roman" w:hAnsi="Times New Roman" w:cs="Times New Roman"/>
       <w:lang w:val="en-US"/>
     </w:rPr>
   </w:style>
-  <w:style w:type="paragraph" w:styleId="Corpodetexto">
+  <w:style w:type="paragraph" w:styleId="BodyText">
     <w:name w:val="Body Text"/>
     <w:basedOn w:val="Normal"/>
-    <w:link w:val="CorpodetextoChar"/>
+    <w:link w:val="BodyTextChar"/>
     <w:uiPriority w:val="1"/>
     <w:qFormat/>
     <w:rsid w:val="001D73C5"/>
@@ -8302,28 +8083,28 @@
       <w:spacing w:after="0" w:line="240" w:lineRule="auto"/>
     </w:pPr>
     <w:rPr>
-      <w:rFonts w:ascii="Arial MT" w:hAnsi="Arial MT" w:eastAsia="Arial MT" w:cs="Arial MT"/>
+      <w:rFonts w:ascii="Arial MT" w:eastAsia="Arial MT" w:hAnsi="Arial MT" w:cs="Arial MT"/>
       <w:sz w:val="24"/>
       <w:szCs w:val="24"/>
       <w:lang w:val="pt-PT"/>
     </w:rPr>
   </w:style>
-  <w:style w:type="character" w:styleId="CorpodetextoChar" w:customStyle="1">
-    <w:name w:val="Corpo de texto Char"/>
-    <w:basedOn w:val="Fontepargpadro"/>
-    <w:link w:val="Corpodetexto"/>
+  <w:style w:type="character" w:customStyle="1" w:styleId="BodyTextChar">
+    <w:name w:val="Body Text Char"/>
+    <w:basedOn w:val="DefaultParagraphFont"/>
+    <w:link w:val="BodyText"/>
     <w:uiPriority w:val="1"/>
     <w:rsid w:val="001D73C5"/>
     <w:rPr>
-      <w:rFonts w:ascii="Arial MT" w:hAnsi="Arial MT" w:eastAsia="Arial MT" w:cs="Arial MT"/>
+      <w:rFonts w:ascii="Arial MT" w:eastAsia="Arial MT" w:hAnsi="Arial MT" w:cs="Arial MT"/>
       <w:sz w:val="24"/>
       <w:szCs w:val="24"/>
       <w:lang w:val="pt-PT"/>
     </w:rPr>
   </w:style>
-  <w:style w:type="character" w:styleId="Refdecomentrio">
+  <w:style w:type="character" w:styleId="CommentReference">
     <w:name w:val="annotation reference"/>
-    <w:basedOn w:val="Fontepargpadro"/>
+    <w:basedOn w:val="DefaultParagraphFont"/>
     <w:uiPriority w:val="99"/>
     <w:semiHidden/>
     <w:unhideWhenUsed/>
@@ -8333,10 +8114,10 @@
       <w:szCs w:val="16"/>
     </w:rPr>
   </w:style>
-  <w:style w:type="paragraph" w:styleId="Textodecomentrio">
+  <w:style w:type="paragraph" w:styleId="CommentText">
     <w:name w:val="annotation text"/>
     <w:basedOn w:val="Normal"/>
-    <w:link w:val="TextodecomentrioChar"/>
+    <w:link w:val="CommentTextChar"/>
     <w:uiPriority w:val="99"/>
     <w:unhideWhenUsed/>
     <w:rsid w:val="004D0706"/>
@@ -8348,10 +8129,10 @@
       <w:szCs w:val="20"/>
     </w:rPr>
   </w:style>
-  <w:style w:type="character" w:styleId="TextodecomentrioChar" w:customStyle="1">
-    <w:name w:val="Texto de comentário Char"/>
-    <w:basedOn w:val="Fontepargpadro"/>
-    <w:link w:val="Textodecomentrio"/>
+  <w:style w:type="character" w:customStyle="1" w:styleId="CommentTextChar">
+    <w:name w:val="Comment Text Char"/>
+    <w:basedOn w:val="DefaultParagraphFont"/>
+    <w:link w:val="CommentText"/>
     <w:uiPriority w:val="99"/>
     <w:rsid w:val="004D0706"/>
     <w:rPr>
@@ -8359,11 +8140,11 @@
       <w:szCs w:val="20"/>
     </w:rPr>
   </w:style>
-  <w:style w:type="paragraph" w:styleId="Assuntodocomentrio">
+  <w:style w:type="paragraph" w:styleId="CommentSubject">
     <w:name w:val="annotation subject"/>
-    <w:basedOn w:val="Textodecomentrio"/>
-    <w:next w:val="Textodecomentrio"/>
-    <w:link w:val="AssuntodocomentrioChar"/>
+    <w:basedOn w:val="CommentText"/>
+    <w:next w:val="CommentText"/>
+    <w:link w:val="CommentSubjectChar"/>
     <w:uiPriority w:val="99"/>
     <w:semiHidden/>
     <w:unhideWhenUsed/>
@@ -8373,10 +8154,10 @@
       <w:bCs/>
     </w:rPr>
   </w:style>
-  <w:style w:type="character" w:styleId="AssuntodocomentrioChar" w:customStyle="1">
-    <w:name w:val="Assunto do comentário Char"/>
-    <w:basedOn w:val="TextodecomentrioChar"/>
-    <w:link w:val="Assuntodocomentrio"/>
+  <w:style w:type="character" w:customStyle="1" w:styleId="CommentSubjectChar">
+    <w:name w:val="Comment Subject Char"/>
+    <w:basedOn w:val="CommentTextChar"/>
+    <w:link w:val="CommentSubject"/>
     <w:uiPriority w:val="99"/>
     <w:semiHidden/>
     <w:rsid w:val="004D0706"/>
@@ -8387,7 +8168,7 @@
       <w:szCs w:val="20"/>
     </w:rPr>
   </w:style>
-  <w:style w:type="paragraph" w:styleId="Default" w:customStyle="1">
+  <w:style w:type="paragraph" w:customStyle="1" w:styleId="Default">
     <w:name w:val="Default"/>
     <w:rsid w:val="00586AD6"/>
     <w:pPr>
@@ -8404,7 +8185,7 @@
   </w:style>
   <w:style w:type="character" w:styleId="Hyperlink">
     <w:name w:val="Hyperlink"/>
-    <w:basedOn w:val="Fontepargpadro"/>
+    <w:basedOn w:val="DefaultParagraphFont"/>
     <w:uiPriority w:val="99"/>
     <w:unhideWhenUsed/>
     <w:rsid w:val="001E0E8D"/>
@@ -8413,9 +8194,9 @@
       <w:u w:val="single"/>
     </w:rPr>
   </w:style>
-  <w:style w:type="character" w:styleId="MenoPendente">
+  <w:style w:type="character" w:styleId="UnresolvedMention">
     <w:name w:val="Unresolved Mention"/>
-    <w:basedOn w:val="Fontepargpadro"/>
+    <w:basedOn w:val="DefaultParagraphFont"/>
     <w:uiPriority w:val="99"/>
     <w:semiHidden/>
     <w:unhideWhenUsed/>
@@ -8425,7 +8206,7 @@
       <w:shd w:val="clear" w:color="auto" w:fill="E1DFDD"/>
     </w:rPr>
   </w:style>
-  <w:style w:type="paragraph" w:styleId="Subttulo">
+  <w:style w:type="paragraph" w:styleId="Subtitle">
     <w:name w:val="Subtitle"/>
     <w:basedOn w:val="Normal"/>
     <w:next w:val="Normal"/>
@@ -8437,14 +8218,14 @@
       <w:spacing w:before="360" w:after="80"/>
     </w:pPr>
     <w:rPr>
-      <w:rFonts w:ascii="Georgia" w:hAnsi="Georgia" w:eastAsia="Georgia" w:cs="Georgia"/>
+      <w:rFonts w:ascii="Georgia" w:eastAsia="Georgia" w:hAnsi="Georgia" w:cs="Georgia"/>
       <w:i/>
       <w:color w:val="666666"/>
       <w:sz w:val="48"/>
       <w:szCs w:val="48"/>
     </w:rPr>
   </w:style>
-  <w:style w:type="table" w:styleId="a" w:customStyle="1">
+  <w:style w:type="table" w:customStyle="1" w:styleId="a">
     <w:basedOn w:val="TableNormal0"/>
     <w:pPr>
       <w:spacing w:after="0" w:line="240" w:lineRule="auto"/>
@@ -8458,7 +8239,7 @@
       </w:tblCellMar>
     </w:tblPr>
   </w:style>
-  <w:style w:type="table" w:styleId="a0" w:customStyle="1">
+  <w:style w:type="table" w:customStyle="1" w:styleId="a0">
     <w:basedOn w:val="TableNormal0"/>
     <w:tblPr>
       <w:tblStyleRowBandSize w:val="1"/>
@@ -8469,7 +8250,7 @@
       </w:tblCellMar>
     </w:tblPr>
   </w:style>
-  <w:style w:type="table" w:styleId="a1" w:customStyle="1">
+  <w:style w:type="table" w:customStyle="1" w:styleId="a1">
     <w:basedOn w:val="TableNormal0"/>
     <w:tblPr>
       <w:tblStyleRowBandSize w:val="1"/>
@@ -8480,7 +8261,7 @@
       </w:tblCellMar>
     </w:tblPr>
   </w:style>
-  <w:style w:type="table" w:styleId="a2" w:customStyle="1">
+  <w:style w:type="table" w:customStyle="1" w:styleId="a2">
     <w:basedOn w:val="TableNormal0"/>
     <w:tblPr>
       <w:tblStyleRowBandSize w:val="1"/>
@@ -8491,7 +8272,7 @@
       </w:tblCellMar>
     </w:tblPr>
   </w:style>
-  <w:style w:type="table" w:styleId="a3" w:customStyle="1">
+  <w:style w:type="table" w:customStyle="1" w:styleId="a3">
     <w:basedOn w:val="TableNormal0"/>
     <w:tblPr>
       <w:tblStyleRowBandSize w:val="1"/>
@@ -8502,7 +8283,7 @@
       </w:tblCellMar>
     </w:tblPr>
   </w:style>
-  <w:style w:type="paragraph" w:styleId="ListaColorida-nfase11" w:customStyle="1">
+  <w:style w:type="paragraph" w:customStyle="1" w:styleId="ListaColorida-nfase11">
     <w:name w:val="Lista Colorida - Ênfase 11"/>
     <w:basedOn w:val="Normal"/>
     <w:uiPriority w:val="34"/>
@@ -8515,17 +8296,17 @@
       <w:jc w:val="both"/>
     </w:pPr>
     <w:rPr>
-      <w:rFonts w:ascii="Arial" w:hAnsi="Arial" w:eastAsia="Times New Roman" w:cs="Times New Roman"/>
+      <w:rFonts w:ascii="Arial" w:eastAsia="Times New Roman" w:hAnsi="Arial" w:cs="Times New Roman"/>
       <w:sz w:val="24"/>
       <w:szCs w:val="24"/>
     </w:rPr>
   </w:style>
-  <w:style w:type="character" w:styleId="grame" w:customStyle="1">
+  <w:style w:type="character" w:customStyle="1" w:styleId="grame">
     <w:name w:val="grame"/>
-    <w:basedOn w:val="Fontepargpadro"/>
+    <w:basedOn w:val="DefaultParagraphFont"/>
     <w:rsid w:val="007A4BA3"/>
   </w:style>
-  <w:style w:type="table" w:styleId="a4" w:customStyle="1">
+  <w:style w:type="table" w:customStyle="1" w:styleId="a4">
     <w:basedOn w:val="TableNormal0"/>
     <w:pPr>
       <w:spacing w:after="0" w:line="240" w:lineRule="auto"/>
@@ -8539,7 +8320,7 @@
       </w:tblCellMar>
     </w:tblPr>
   </w:style>
-  <w:style w:type="table" w:styleId="a5" w:customStyle="1">
+  <w:style w:type="table" w:customStyle="1" w:styleId="a5">
     <w:basedOn w:val="TableNormal0"/>
     <w:pPr>
       <w:spacing w:after="0" w:line="240" w:lineRule="auto"/>
@@ -8557,7 +8338,7 @@
 </file>
 
 <file path=word/theme/theme1.xml><?xml version="1.0" encoding="utf-8"?>
-<a:theme xmlns:a="http://schemas.openxmlformats.org/drawingml/2006/main" xmlns:thm15="http://schemas.microsoft.com/office/thememl/2012/main" name="Tema do Office">
+<a:theme xmlns:a="http://schemas.openxmlformats.org/drawingml/2006/main" name="Tema do Office">
   <a:themeElements>
     <a:clrScheme name="Office">
       <a:dk1>
@@ -8852,32 +8633,6 @@
 </file>
 
 <file path=customXml/item1.xml><?xml version="1.0" encoding="utf-8"?>
-<go:gDocsCustomXmlDataStorage xmlns:go="http://customooxmlschemas.google.com/" xmlns:r="http://schemas.openxmlformats.org/officeDocument/2006/relationships" uri="GoogleDocsCustomDataVersion2">
-  <go:docsCustomData xmlns:go="http://customooxmlschemas.google.com/" roundtripDataSignature="AMtx7miVCVxbRNKiqYKJ15AhNHrhbl5quQ==">CgMxLjAyCWguMWZvYjl0ZTIIaC50eWpjd3QyCWguMnM4ZXlvMTIJaC4xN2RwOHZ1OAByITF5LUNRNTBYamZxOTBGYm1UcGFtU0dHaERQdDRVLXM3aA==</go:docsCustomData>
-</go:gDocsCustomXmlDataStorage>
-</file>
-
-<file path=customXml/item2.xml><?xml version="1.0" encoding="utf-8"?>
-<p:properties xmlns:p="http://schemas.microsoft.com/office/2006/metadata/properties" xmlns:xsi="http://www.w3.org/2001/XMLSchema-instance" xmlns:pc="http://schemas.microsoft.com/office/infopath/2007/PartnerControls">
-  <documentManagement>
-    <lcf76f155ced4ddcb4097134ff3c332f xmlns="9b067ec1-1da6-44d0-80f2-a8dd6ed0db4f">
-      <Terms xmlns="http://schemas.microsoft.com/office/infopath/2007/PartnerControls"/>
-    </lcf76f155ced4ddcb4097134ff3c332f>
-    <TaxCatchAll xmlns="6943e340-5cf4-4eab-916b-250054b22872" xsi:nil="true"/>
-  </documentManagement>
-</p:properties>
-</file>
-
-<file path=customXml/item3.xml><?xml version="1.0" encoding="utf-8"?>
-<?mso-contentType ?>
-<FormTemplates xmlns="http://schemas.microsoft.com/sharepoint/v3/contenttype/forms">
-  <Display>DocumentLibraryForm</Display>
-  <Edit>DocumentLibraryForm</Edit>
-  <New>DocumentLibraryForm</New>
-</FormTemplates>
-</file>
-
-<file path=customXml/item4.xml><?xml version="1.0" encoding="utf-8"?>
 <ct:contentTypeSchema xmlns:ct="http://schemas.microsoft.com/office/2006/metadata/contentType" xmlns:ma="http://schemas.microsoft.com/office/2006/metadata/properties/metaAttributes" ct:_="" ma:_="" ma:contentTypeName="Documento" ma:contentTypeID="0x010100BA9E2AECD2261446B7B465FA3F0030DD" ma:contentTypeVersion="12" ma:contentTypeDescription="Crie um novo documento." ma:contentTypeScope="" ma:versionID="f6139a0b6339b4e8dacb23922cca57d4">
   <xsd:schema xmlns:xsd="http://www.w3.org/2001/XMLSchema" xmlns:xs="http://www.w3.org/2001/XMLSchema" xmlns:p="http://schemas.microsoft.com/office/2006/metadata/properties" xmlns:ns2="9b067ec1-1da6-44d0-80f2-a8dd6ed0db4f" xmlns:ns3="6943e340-5cf4-4eab-916b-250054b22872" targetNamespace="http://schemas.microsoft.com/office/2006/metadata/properties" ma:root="true" ma:fieldsID="2d795980331f444964464a59f8fda95c" ns2:_="" ns3:_="">
     <xsd:import namespace="9b067ec1-1da6-44d0-80f2-a8dd6ed0db4f"/>
@@ -9078,35 +8833,33 @@
 </ct:contentTypeSchema>
 </file>
 
-<file path=customXml/itemProps1.xml><?xml version="1.0" encoding="utf-8"?>
-<ds:datastoreItem xmlns:ds="http://schemas.openxmlformats.org/officeDocument/2006/customXml" ds:itemID="{11111111-1234-1234-1234-123412341234}">
-  <ds:schemaRefs>
-    <ds:schemaRef ds:uri="http://customooxmlschemas.google.com/"/>
-    <ds:schemaRef ds:uri="http://schemas.openxmlformats.org/officeDocument/2006/relationships"/>
-  </ds:schemaRefs>
-</ds:datastoreItem>
+<file path=customXml/item2.xml><?xml version="1.0" encoding="utf-8"?>
+<?mso-contentType ?>
+<FormTemplates xmlns="http://schemas.microsoft.com/sharepoint/v3/contenttype/forms">
+  <Display>DocumentLibraryForm</Display>
+  <Edit>DocumentLibraryForm</Edit>
+  <New>DocumentLibraryForm</New>
+</FormTemplates>
 </file>
 
-<file path=customXml/itemProps2.xml><?xml version="1.0" encoding="utf-8"?>
-<ds:datastoreItem xmlns:ds="http://schemas.openxmlformats.org/officeDocument/2006/customXml" ds:itemID="{2D9C4C73-4242-4A94-8BD9-37BE724C0A17}">
-  <ds:schemaRefs>
-    <ds:schemaRef ds:uri="http://schemas.microsoft.com/office/2006/metadata/properties"/>
-    <ds:schemaRef ds:uri="http://schemas.microsoft.com/office/infopath/2007/PartnerControls"/>
-    <ds:schemaRef ds:uri="9b067ec1-1da6-44d0-80f2-a8dd6ed0db4f"/>
-    <ds:schemaRef ds:uri="6943e340-5cf4-4eab-916b-250054b22872"/>
-  </ds:schemaRefs>
-</ds:datastoreItem>
+<file path=customXml/item3.xml><?xml version="1.0" encoding="utf-8"?>
+<p:properties xmlns:p="http://schemas.microsoft.com/office/2006/metadata/properties" xmlns:xsi="http://www.w3.org/2001/XMLSchema-instance" xmlns:pc="http://schemas.microsoft.com/office/infopath/2007/PartnerControls">
+  <documentManagement>
+    <lcf76f155ced4ddcb4097134ff3c332f xmlns="9b067ec1-1da6-44d0-80f2-a8dd6ed0db4f">
+      <Terms xmlns="http://schemas.microsoft.com/office/infopath/2007/PartnerControls"/>
+    </lcf76f155ced4ddcb4097134ff3c332f>
+    <TaxCatchAll xmlns="6943e340-5cf4-4eab-916b-250054b22872" xsi:nil="true"/>
+  </documentManagement>
+</p:properties>
 </file>
 
-<file path=customXml/itemProps3.xml><?xml version="1.0" encoding="utf-8"?>
-<ds:datastoreItem xmlns:ds="http://schemas.openxmlformats.org/officeDocument/2006/customXml" ds:itemID="{F20BE968-9702-4F26-8473-B1129B5F9EE9}">
-  <ds:schemaRefs>
-    <ds:schemaRef ds:uri="http://schemas.microsoft.com/sharepoint/v3/contenttype/forms"/>
-  </ds:schemaRefs>
-</ds:datastoreItem>
+<file path=customXml/item4.xml><?xml version="1.0" encoding="utf-8"?>
+<go:gDocsCustomXmlDataStorage xmlns:go="http://customooxmlschemas.google.com/" xmlns:r="http://schemas.openxmlformats.org/officeDocument/2006/relationships" uri="GoogleDocsCustomDataVersion2">
+  <go:docsCustomData xmlns:go="http://customooxmlschemas.google.com/" roundtripDataSignature="AMtx7miVCVxbRNKiqYKJ15AhNHrhbl5quQ==">CgMxLjAyCWguMWZvYjl0ZTIIaC50eWpjd3QyCWguMnM4ZXlvMTIJaC4xN2RwOHZ1OAByITF5LUNRNTBYamZxOTBGYm1UcGFtU0dHaERQdDRVLXM3aA==</go:docsCustomData>
+</go:gDocsCustomXmlDataStorage>
 </file>
 
-<file path=customXml/itemProps4.xml><?xml version="1.0" encoding="utf-8"?>
+<file path=customXml/itemProps1.xml><?xml version="1.0" encoding="utf-8"?>
 <ds:datastoreItem xmlns:ds="http://schemas.openxmlformats.org/officeDocument/2006/customXml" ds:itemID="{2A4CE73F-99F9-4D86-BA11-0AA62D028D6E}">
   <ds:schemaRefs>
     <ds:schemaRef ds:uri="http://schemas.microsoft.com/office/2006/metadata/contentType"/>
@@ -9123,4 +8876,32 @@
     <ds:schemaRef ds:uri="http://schemas.microsoft.com/internal/obd"/>
   </ds:schemaRefs>
 </ds:datastoreItem>
+</file>
+
+<file path=customXml/itemProps2.xml><?xml version="1.0" encoding="utf-8"?>
+<ds:datastoreItem xmlns:ds="http://schemas.openxmlformats.org/officeDocument/2006/customXml" ds:itemID="{F20BE968-9702-4F26-8473-B1129B5F9EE9}">
+  <ds:schemaRefs>
+    <ds:schemaRef ds:uri="http://schemas.microsoft.com/sharepoint/v3/contenttype/forms"/>
+  </ds:schemaRefs>
+</ds:datastoreItem>
+</file>
+
+<file path=customXml/itemProps3.xml><?xml version="1.0" encoding="utf-8"?>
+<ds:datastoreItem xmlns:ds="http://schemas.openxmlformats.org/officeDocument/2006/customXml" ds:itemID="{2D9C4C73-4242-4A94-8BD9-37BE724C0A17}">
+  <ds:schemaRefs>
+    <ds:schemaRef ds:uri="http://schemas.microsoft.com/office/2006/metadata/properties"/>
+    <ds:schemaRef ds:uri="http://schemas.microsoft.com/office/infopath/2007/PartnerControls"/>
+    <ds:schemaRef ds:uri="9b067ec1-1da6-44d0-80f2-a8dd6ed0db4f"/>
+    <ds:schemaRef ds:uri="6943e340-5cf4-4eab-916b-250054b22872"/>
+  </ds:schemaRefs>
+</ds:datastoreItem>
+</file>
+
+<file path=customXml/itemProps4.xml><?xml version="1.0" encoding="utf-8"?>
+<ds:datastoreItem xmlns:ds="http://schemas.openxmlformats.org/officeDocument/2006/customXml" ds:itemID="{11111111-1234-1234-1234-123412341234}">
+  <ds:schemaRefs>
+    <ds:schemaRef ds:uri="http://customooxmlschemas.google.com/"/>
+    <ds:schemaRef ds:uri="http://schemas.openxmlformats.org/officeDocument/2006/relationships"/>
+  </ds:schemaRefs>
+</ds:datastoreItem>
 </file>